--- a/disciplinas/gcetens843-projeto-algoritmo-i/atividades/trabalhos/projeto-algoritmos/proposta.docx
+++ b/disciplinas/gcetens843-projeto-algoritmo-i/atividades/trabalhos/projeto-algoritmos/proposta.docx
@@ -2,7 +2,7 @@
 <file path=word/document.xml><?xml version="1.0" encoding="utf-8"?>
 <w:document xmlns:w="http://schemas.openxmlformats.org/wordprocessingml/2006/main" xmlns:m="http://schemas.openxmlformats.org/officeDocument/2006/math" xmlns:r="http://schemas.openxmlformats.org/officeDocument/2006/relationships" xmlns:o="urn:schemas-microsoft-com:office:office" xmlns:v="urn:schemas-microsoft-com:vml" xmlns:w10="urn:schemas-microsoft-com:office:word" xmlns:a="http://schemas.openxmlformats.org/drawingml/2006/main" xmlns:pic="http://schemas.openxmlformats.org/drawingml/2006/picture" xmlns:wp="http://schemas.openxmlformats.org/drawingml/2006/wordprocessingDrawing">
   <w:body>
-    <w:bookmarkStart w:id="45" w:name="proposta-de-solução-minhafila"/>
+    <w:bookmarkStart w:id="44" w:name="proposta-de-solução-minhafila"/>
     <w:p>
       <w:pPr>
         <w:pStyle w:val="Heading1"/>
@@ -68,7 +68,7 @@
         </w:pict>
       </w:r>
     </w:p>
-    <w:bookmarkStart w:id="21" w:name="identificação"/>
+    <w:bookmarkStart w:id="20" w:name="identificação"/>
     <w:p>
       <w:pPr>
         <w:pStyle w:val="Heading2"/>
@@ -228,222 +228,6 @@
         </w:tc>
       </w:tr>
     </w:tbl>
-    <w:bookmarkStart w:id="20" w:name="créditos-da-proposta"/>
-    <w:p>
-      <w:pPr>
-        <w:pStyle w:val="Heading3"/>
-      </w:pPr>
-      <w:r>
-        <w:t xml:space="preserve">Créditos da Proposta</w:t>
-      </w:r>
-    </w:p>
-    <w:tbl>
-      <w:tblPr>
-        <w:tblStyle w:val="Table"/>
-        <w:tblW w:type="pct" w:w="5000"/>
-        <w:tblLayout w:type="fixed"/>
-        <w:tblLook w:firstRow="1" w:lastRow="0" w:firstColumn="0" w:lastColumn="0" w:noHBand="0" w:noVBand="0" w:val="0020"/>
-      </w:tblPr>
-      <w:tblGrid>
-        <w:gridCol w:w="3801"/>
-        <w:gridCol w:w="4118"/>
-      </w:tblGrid>
-      <w:tr>
-        <w:trPr>
-          <w:tblHeader w:val="on"/>
-        </w:trPr>
-        <w:tc>
-          <w:tcPr/>
-          <w:p>
-            <w:pPr>
-              <w:pStyle w:val="Compact"/>
-            </w:pPr>
-            <w:r>
-              <w:t xml:space="preserve">Integrante</w:t>
-            </w:r>
-          </w:p>
-        </w:tc>
-        <w:tc>
-          <w:tcPr/>
-          <w:p>
-            <w:pPr>
-              <w:pStyle w:val="Compact"/>
-            </w:pPr>
-            <w:r>
-              <w:t xml:space="preserve">Contribuição</w:t>
-            </w:r>
-          </w:p>
-        </w:tc>
-      </w:tr>
-      <w:tr>
-        <w:tc>
-          <w:tcPr/>
-          <w:p>
-            <w:pPr>
-              <w:pStyle w:val="Compact"/>
-            </w:pPr>
-            <w:r>
-              <w:rPr>
-                <w:b/>
-                <w:bCs/>
-              </w:rPr>
-              <w:t xml:space="preserve">Deivison de Lima Santana</w:t>
-            </w:r>
-          </w:p>
-        </w:tc>
-        <w:tc>
-          <w:tcPr/>
-          <w:p>
-            <w:pPr>
-              <w:pStyle w:val="Compact"/>
-            </w:pPr>
-            <w:r>
-              <w:t xml:space="preserve">Idealizador do conceito MinhaFila, criador do protótipo e organizador da documentação</w:t>
-            </w:r>
-          </w:p>
-        </w:tc>
-      </w:tr>
-      <w:tr>
-        <w:tc>
-          <w:tcPr/>
-          <w:p>
-            <w:pPr>
-              <w:pStyle w:val="Compact"/>
-            </w:pPr>
-            <w:r>
-              <w:rPr>
-                <w:b/>
-                <w:bCs/>
-              </w:rPr>
-              <w:t xml:space="preserve">Rios</w:t>
-            </w:r>
-          </w:p>
-        </w:tc>
-        <w:tc>
-          <w:tcPr/>
-          <w:p>
-            <w:pPr>
-              <w:pStyle w:val="Compact"/>
-            </w:pPr>
-            <w:r>
-              <w:t xml:space="preserve">Pesquisador e proponente das fichas virtuais como alternativa às senhas físicas</w:t>
-            </w:r>
-          </w:p>
-        </w:tc>
-      </w:tr>
-      <w:tr>
-        <w:tc>
-          <w:tcPr/>
-          <w:p>
-            <w:pPr>
-              <w:pStyle w:val="Compact"/>
-            </w:pPr>
-            <w:r>
-              <w:rPr>
-                <w:b/>
-                <w:bCs/>
-              </w:rPr>
-              <w:t xml:space="preserve">Ausiane</w:t>
-            </w:r>
-          </w:p>
-        </w:tc>
-        <w:tc>
-          <w:tcPr/>
-          <w:p>
-            <w:pPr>
-              <w:pStyle w:val="Compact"/>
-            </w:pPr>
-            <w:r>
-              <w:t xml:space="preserve">Defensora da acessibilidade como requisito essencial para inclusão de PCDs</w:t>
-            </w:r>
-          </w:p>
-        </w:tc>
-      </w:tr>
-      <w:tr>
-        <w:tc>
-          <w:tcPr/>
-          <w:p>
-            <w:pPr>
-              <w:pStyle w:val="Compact"/>
-            </w:pPr>
-            <w:r>
-              <w:rPr>
-                <w:b/>
-                <w:bCs/>
-              </w:rPr>
-              <w:t xml:space="preserve">Nubia de Asiká</w:t>
-            </w:r>
-          </w:p>
-        </w:tc>
-        <w:tc>
-          <w:tcPr/>
-          <w:p>
-            <w:pPr>
-              <w:pStyle w:val="Compact"/>
-            </w:pPr>
-            <w:r>
-              <w:t xml:space="preserve">Apoio ao recorte de educação e acessibilidade para diagnósticos tardios</w:t>
-            </w:r>
-          </w:p>
-        </w:tc>
-      </w:tr>
-      <w:tr>
-        <w:tc>
-          <w:tcPr/>
-          <w:p>
-            <w:pPr>
-              <w:pStyle w:val="Compact"/>
-            </w:pPr>
-            <w:r>
-              <w:rPr>
-                <w:b/>
-                <w:bCs/>
-              </w:rPr>
-              <w:t xml:space="preserve">Wallace</w:t>
-            </w:r>
-          </w:p>
-        </w:tc>
-        <w:tc>
-          <w:tcPr/>
-          <w:p>
-            <w:pPr>
-              <w:pStyle w:val="Compact"/>
-            </w:pPr>
-            <w:r>
-              <w:t xml:space="preserve">Integrante — aguardando posicionamento</w:t>
-            </w:r>
-          </w:p>
-        </w:tc>
-      </w:tr>
-      <w:tr>
-        <w:tc>
-          <w:tcPr/>
-          <w:p>
-            <w:pPr>
-              <w:pStyle w:val="Compact"/>
-            </w:pPr>
-            <w:r>
-              <w:rPr>
-                <w:b/>
-                <w:bCs/>
-              </w:rPr>
-              <w:t xml:space="preserve">Artur Campos</w:t>
-            </w:r>
-          </w:p>
-        </w:tc>
-        <w:tc>
-          <w:tcPr/>
-          <w:p>
-            <w:pPr>
-              <w:pStyle w:val="Compact"/>
-            </w:pPr>
-            <w:r>
-              <w:t xml:space="preserve">Integrante — aguardando posicionamento</w:t>
-            </w:r>
-          </w:p>
-        </w:tc>
-      </w:tr>
-    </w:tbl>
     <w:p>
       <w:r>
         <w:pict>
@@ -452,8 +236,7 @@
       </w:r>
     </w:p>
     <w:bookmarkEnd w:id="20"/>
-    <w:bookmarkEnd w:id="21"/>
-    <w:bookmarkStart w:id="22" w:name="o-problema"/>
+    <w:bookmarkStart w:id="21" w:name="o-problema"/>
     <w:p>
       <w:pPr>
         <w:pStyle w:val="Heading2"/>
@@ -693,8 +476,8 @@
         </w:pict>
       </w:r>
     </w:p>
-    <w:bookmarkEnd w:id="22"/>
-    <w:bookmarkStart w:id="26" w:name="a-solução"/>
+    <w:bookmarkEnd w:id="21"/>
+    <w:bookmarkStart w:id="25" w:name="a-solução"/>
     <w:p>
       <w:pPr>
         <w:pStyle w:val="Heading2"/>
@@ -740,7 +523,7 @@
         <w:t xml:space="preserve">: bancos, unidades de saúde, instituições de ensino, comércio e repartições governamentais.</w:t>
       </w:r>
     </w:p>
-    <w:bookmarkStart w:id="23" w:name="conceito-central"/>
+    <w:bookmarkStart w:id="22" w:name="conceito-central"/>
     <w:p>
       <w:pPr>
         <w:pStyle w:val="Heading3"/>
@@ -757,8 +540,8 @@
         <w:t xml:space="preserve">O usuário chega ao local, realiza um cadastro rápido e recebe uma senha virtual diretamente no celular. A partir daí, acompanha sua posição na fila, o tempo estimado de espera e recebe notificações quando estiver próximo de ser chamado — tudo pelo próprio dispositivo.</w:t>
       </w:r>
     </w:p>
-    <w:bookmarkEnd w:id="23"/>
-    <w:bookmarkStart w:id="24" w:name="como-funciona-na-prática"/>
+    <w:bookmarkEnd w:id="22"/>
+    <w:bookmarkStart w:id="23" w:name="como-funciona-na-prática"/>
     <w:p>
       <w:pPr>
         <w:pStyle w:val="Heading3"/>
@@ -935,8 +718,8 @@
         <w:t xml:space="preserve">— Dirige-se ao guichê indicado quando for sua vez.</w:t>
       </w:r>
     </w:p>
-    <w:bookmarkEnd w:id="24"/>
-    <w:bookmarkStart w:id="25" w:name="jornada-do-gestor-painel-administrativo"/>
+    <w:bookmarkEnd w:id="23"/>
+    <w:bookmarkStart w:id="24" w:name="jornada-do-gestor-painel-administrativo"/>
     <w:p>
       <w:pPr>
         <w:pStyle w:val="Heading3"/>
@@ -1012,9 +795,9 @@
         </w:pict>
       </w:r>
     </w:p>
+    <w:bookmarkEnd w:id="24"/>
     <w:bookmarkEnd w:id="25"/>
-    <w:bookmarkEnd w:id="26"/>
-    <w:bookmarkStart w:id="27" w:name="diferenciais"/>
+    <w:bookmarkStart w:id="26" w:name="diferenciais"/>
     <w:p>
       <w:pPr>
         <w:pStyle w:val="Heading2"/>
@@ -1237,8 +1020,8 @@
         </w:pict>
       </w:r>
     </w:p>
-    <w:bookmarkEnd w:id="27"/>
-    <w:bookmarkStart w:id="31" w:name="funcionalidades-principais"/>
+    <w:bookmarkEnd w:id="26"/>
+    <w:bookmarkStart w:id="30" w:name="funcionalidades-principais"/>
     <w:p>
       <w:pPr>
         <w:pStyle w:val="Heading2"/>
@@ -1247,7 +1030,7 @@
         <w:t xml:space="preserve">5. Funcionalidades Principais</w:t>
       </w:r>
     </w:p>
-    <w:bookmarkStart w:id="28" w:name="módulo-usuário"/>
+    <w:bookmarkStart w:id="27" w:name="módulo-usuário"/>
     <w:p>
       <w:pPr>
         <w:pStyle w:val="Heading3"/>
@@ -1439,8 +1222,8 @@
         </w:tc>
       </w:tr>
     </w:tbl>
-    <w:bookmarkEnd w:id="28"/>
-    <w:bookmarkStart w:id="29" w:name="módulo-gestor"/>
+    <w:bookmarkEnd w:id="27"/>
+    <w:bookmarkStart w:id="28" w:name="módulo-gestor"/>
     <w:p>
       <w:pPr>
         <w:pStyle w:val="Heading3"/>
@@ -1608,8 +1391,8 @@
         </w:tc>
       </w:tr>
     </w:tbl>
-    <w:bookmarkEnd w:id="29"/>
-    <w:bookmarkStart w:id="30" w:name="módulo-painel-público-tv"/>
+    <w:bookmarkEnd w:id="28"/>
+    <w:bookmarkStart w:id="29" w:name="módulo-painel-público-tv"/>
     <w:p>
       <w:pPr>
         <w:pStyle w:val="Heading3"/>
@@ -1735,9 +1518,9 @@
         </w:pict>
       </w:r>
     </w:p>
+    <w:bookmarkEnd w:id="29"/>
     <w:bookmarkEnd w:id="30"/>
-    <w:bookmarkEnd w:id="31"/>
-    <w:bookmarkStart w:id="35" w:name="fluxos-do-sistema"/>
+    <w:bookmarkStart w:id="34" w:name="fluxos-do-sistema"/>
     <w:p>
       <w:pPr>
         <w:pStyle w:val="Heading2"/>
@@ -1746,7 +1529,7 @@
         <w:t xml:space="preserve">6. Fluxos do Sistema</w:t>
       </w:r>
     </w:p>
-    <w:bookmarkStart w:id="32" w:name="fluxo-principal-usuário"/>
+    <w:bookmarkStart w:id="31" w:name="fluxo-principal-usuário"/>
     <w:p>
       <w:pPr>
         <w:pStyle w:val="Heading3"/>
@@ -1784,8 +1567,8 @@
         <w:t xml:space="preserve">Recebe notificação → Vai ao guichê → Atendimento concluído</w:t>
       </w:r>
     </w:p>
-    <w:bookmarkEnd w:id="32"/>
-    <w:bookmarkStart w:id="33" w:name="fluxo-de-gestão"/>
+    <w:bookmarkEnd w:id="31"/>
+    <w:bookmarkStart w:id="32" w:name="fluxo-de-gestão"/>
     <w:p>
       <w:pPr>
         <w:pStyle w:val="Heading3"/>
@@ -1823,8 +1606,8 @@
         <w:t xml:space="preserve">Registra atendimento → Fila atualiza automaticamente</w:t>
       </w:r>
     </w:p>
-    <w:bookmarkEnd w:id="33"/>
-    <w:bookmarkStart w:id="34" w:name="fluxo-de-saída-temporária"/>
+    <w:bookmarkEnd w:id="32"/>
+    <w:bookmarkStart w:id="33" w:name="fluxo-de-saída-temporária"/>
     <w:p>
       <w:pPr>
         <w:pStyle w:val="Heading3"/>
@@ -1869,9 +1652,9 @@
         </w:pict>
       </w:r>
     </w:p>
+    <w:bookmarkEnd w:id="33"/>
     <w:bookmarkEnd w:id="34"/>
-    <w:bookmarkEnd w:id="35"/>
-    <w:bookmarkStart w:id="39" w:name="mapa-de-telas"/>
+    <w:bookmarkStart w:id="38" w:name="mapa-de-telas"/>
     <w:p>
       <w:pPr>
         <w:pStyle w:val="Heading2"/>
@@ -1880,7 +1663,7 @@
         <w:t xml:space="preserve">7. Mapa de Telas</w:t>
       </w:r>
     </w:p>
-    <w:bookmarkStart w:id="36" w:name="app-do-usuário"/>
+    <w:bookmarkStart w:id="35" w:name="app-do-usuário"/>
     <w:p>
       <w:pPr>
         <w:pStyle w:val="Heading3"/>
@@ -2019,8 +1802,8 @@
         <w:t xml:space="preserve">Configurações de Acessibilidade</w:t>
       </w:r>
     </w:p>
-    <w:bookmarkEnd w:id="36"/>
-    <w:bookmarkStart w:id="37" w:name="painel-web-do-gestor"/>
+    <w:bookmarkEnd w:id="35"/>
+    <w:bookmarkStart w:id="36" w:name="painel-web-do-gestor"/>
     <w:p>
       <w:pPr>
         <w:pStyle w:val="Heading3"/>
@@ -2111,8 +1894,8 @@
         <w:t xml:space="preserve">Configurações do Estabelecimento</w:t>
       </w:r>
     </w:p>
-    <w:bookmarkEnd w:id="37"/>
-    <w:bookmarkStart w:id="38" w:name="painel-para-tv"/>
+    <w:bookmarkEnd w:id="36"/>
+    <w:bookmarkStart w:id="37" w:name="painel-para-tv"/>
     <w:p>
       <w:pPr>
         <w:pStyle w:val="Heading3"/>
@@ -2166,9 +1949,9 @@
         </w:pict>
       </w:r>
     </w:p>
+    <w:bookmarkEnd w:id="37"/>
     <w:bookmarkEnd w:id="38"/>
-    <w:bookmarkEnd w:id="39"/>
-    <w:bookmarkStart w:id="40" w:name="arquitetura-tecnológica"/>
+    <w:bookmarkStart w:id="39" w:name="arquitetura-tecnológica"/>
     <w:p>
       <w:pPr>
         <w:pStyle w:val="Heading2"/>
@@ -2419,8 +2202,8 @@
         </w:pict>
       </w:r>
     </w:p>
-    <w:bookmarkEnd w:id="40"/>
-    <w:bookmarkStart w:id="41" w:name="casos-de-uso-por-setor"/>
+    <w:bookmarkEnd w:id="39"/>
+    <w:bookmarkStart w:id="40" w:name="casos-de-uso-por-setor"/>
     <w:p>
       <w:pPr>
         <w:pStyle w:val="Heading2"/>
@@ -2615,8 +2398,8 @@
         </w:pict>
       </w:r>
     </w:p>
-    <w:bookmarkEnd w:id="41"/>
-    <w:bookmarkStart w:id="44" w:name="próximos-passos"/>
+    <w:bookmarkEnd w:id="40"/>
+    <w:bookmarkStart w:id="43" w:name="próximos-passos"/>
     <w:p>
       <w:pPr>
         <w:pStyle w:val="Heading2"/>
@@ -2739,7 +2522,7 @@
       <w:r>
         <w:t xml:space="preserve"> </w:t>
       </w:r>
-      <w:hyperlink r:id="rId42">
+      <w:hyperlink r:id="rId41">
         <w:r>
           <w:rPr>
             <w:rStyle w:val="VerbatimChar"/>
@@ -2753,7 +2536,7 @@
       <w:r>
         <w:t xml:space="preserve"> </w:t>
       </w:r>
-      <w:hyperlink r:id="rId43">
+      <w:hyperlink r:id="rId42">
         <w:r>
           <w:rPr>
             <w:rStyle w:val="VerbatimChar"/>
@@ -2762,9 +2545,13 @@
         </w:r>
       </w:hyperlink>
     </w:p>
+    <w:bookmarkEnd w:id="43"/>
     <w:bookmarkEnd w:id="44"/>
-    <w:bookmarkEnd w:id="45"/>
-    <w:sectPr/>
+    <w:sectPr>
+      <w:footnotePr>
+        <w:numRestart w:val="eachSect"/>
+      </w:footnotePr>
+    </w:sectPr>
   </w:body>
 </w:document>
 </file>

--- a/disciplinas/gcetens843-projeto-algoritmo-i/atividades/trabalhos/projeto-algoritmos/proposta.docx
+++ b/disciplinas/gcetens843-projeto-algoritmo-i/atividades/trabalhos/projeto-algoritmos/proposta.docx
@@ -2548,9 +2548,12 @@
     <w:bookmarkEnd w:id="43"/>
     <w:bookmarkEnd w:id="44"/>
     <w:sectPr>
+      <w:headerReference w:type="default" r:id="rId9"/>
+      <w:footerReference w:type="default" r:id="rId10"/>
       <w:footnotePr>
         <w:numRestart w:val="eachSect"/>
       </w:footnotePr>
+      <w:pgMar w:top="1728" w:bottom="1440" w:left="1440" w:right="1440"/>
     </w:sectPr>
   </w:body>
 </w:document>
@@ -2560,6 +2563,35 @@
 <w:comments xmlns:w="http://schemas.openxmlformats.org/wordprocessingml/2006/main" xmlns:m="http://schemas.openxmlformats.org/officeDocument/2006/math" xmlns:r="http://schemas.openxmlformats.org/officeDocument/2006/relationships" xmlns:o="urn:schemas-microsoft-com:office:office" xmlns:v="urn:schemas-microsoft-com:vml" xmlns:w10="urn:schemas-microsoft-com:office:word" xmlns:a="http://schemas.openxmlformats.org/drawingml/2006/main" xmlns:pic="http://schemas.openxmlformats.org/drawingml/2006/picture" xmlns:wp="http://schemas.openxmlformats.org/drawingml/2006/wordprocessingDrawing"/>
 </file>
 
+<file path=word/footer1.xml><?xml version="1.0" encoding="utf-8"?>
+<w:ftr xmlns:m="http://schemas.openxmlformats.org/officeDocument/2006/math" xmlns:mc="http://schemas.openxmlformats.org/markup-compatibility/2006" xmlns:mo="http://schemas.microsoft.com/office/mac/office/2008/main" xmlns:mv="urn:schemas-microsoft-com:mac:vml" xmlns:o="urn:schemas-microsoft-com:office:office" xmlns:r="http://schemas.openxmlformats.org/officeDocument/2006/relationships" xmlns:v="urn:schemas-microsoft-com:vml" xmlns:w10="urn:schemas-microsoft-com:office:word" xmlns:w14="http://schemas.microsoft.com/office/word/2010/wordml" xmlns:w="http://schemas.openxmlformats.org/wordprocessingml/2006/main" xmlns:wne="http://schemas.microsoft.com/office/word/2006/wordml" xmlns:wp14="http://schemas.microsoft.com/office/word/2010/wordprocessingDrawing" xmlns:wp="http://schemas.openxmlformats.org/drawingml/2006/wordprocessingDrawing" xmlns:wpc="http://schemas.microsoft.com/office/word/2010/wordprocessingCanvas" xmlns:wpg="http://schemas.microsoft.com/office/word/2010/wordprocessingGroup" xmlns:wpi="http://schemas.microsoft.com/office/word/2010/wordprocessingInk" xmlns:wps="http://schemas.microsoft.com/office/word/2010/wordprocessingShape" mc:Ignorable="w14 wp14">
+  <w:p>
+    <w:pPr>
+      <w:pStyle w:val="Footer"/>
+      <w:jc w:val="center"/>
+    </w:pPr>
+    <w:r>
+      <w:rPr>
+        <w:rFonts w:ascii="Times New Roman" w:hAnsi="Times New Roman"/>
+        <w:i/>
+        <w:color w:val="505050"/>
+        <w:sz w:val="14"/>
+      </w:rPr>
+      <w:t>MinhaFila — GCETENS843 — 2026.1</w:t>
+    </w:r>
+    <w:r>
+      <w:rPr>
+        <w:rFonts w:ascii="Times New Roman" w:hAnsi="Times New Roman"/>
+        <w:i/>
+        <w:color w:val="505050"/>
+        <w:sz w:val="14"/>
+      </w:rPr>
+      <w:t>MinhaFila — GCETENS843 — 2026.1</w:t>
+    </w:r>
+  </w:p>
+</w:ftr>
+</file>
+
 <file path=word/footnotes.xml><?xml version="1.0" encoding="utf-8"?>
 <w:footnotes xmlns:w="http://schemas.openxmlformats.org/wordprocessingml/2006/main" xmlns:m="http://schemas.openxmlformats.org/officeDocument/2006/math" xmlns:r="http://schemas.openxmlformats.org/officeDocument/2006/relationships" xmlns:o="urn:schemas-microsoft-com:office:office" xmlns:v="urn:schemas-microsoft-com:vml" xmlns:w10="urn:schemas-microsoft-com:office:word" xmlns:a="http://schemas.openxmlformats.org/drawingml/2006/main" xmlns:pic="http://schemas.openxmlformats.org/drawingml/2006/picture" xmlns:wp="http://schemas.openxmlformats.org/drawingml/2006/wordprocessingDrawing">
   <w:footnote w:type="continuationSeparator" w:id="0">
@@ -2577,6 +2609,268 @@
     </w:p>
   </w:footnote>
 </w:footnotes>
+</file>
+
+<file path=word/header1.xml><?xml version="1.0" encoding="utf-8"?>
+<w:hdr xmlns:m="http://schemas.openxmlformats.org/officeDocument/2006/math" xmlns:mc="http://schemas.openxmlformats.org/markup-compatibility/2006" xmlns:mo="http://schemas.microsoft.com/office/mac/office/2008/main" xmlns:mv="urn:schemas-microsoft-com:mac:vml" xmlns:o="urn:schemas-microsoft-com:office:office" xmlns:r="http://schemas.openxmlformats.org/officeDocument/2006/relationships" xmlns:v="urn:schemas-microsoft-com:vml" xmlns:w10="urn:schemas-microsoft-com:office:word" xmlns:w14="http://schemas.microsoft.com/office/word/2010/wordml" xmlns:w="http://schemas.openxmlformats.org/wordprocessingml/2006/main" xmlns:wne="http://schemas.microsoft.com/office/word/2006/wordml" xmlns:wp14="http://schemas.microsoft.com/office/word/2010/wordprocessingDrawing" xmlns:wp="http://schemas.openxmlformats.org/drawingml/2006/wordprocessingDrawing" xmlns:wpc="http://schemas.microsoft.com/office/word/2010/wordprocessingCanvas" xmlns:wpg="http://schemas.microsoft.com/office/word/2010/wordprocessingGroup" xmlns:wpi="http://schemas.microsoft.com/office/word/2010/wordprocessingInk" xmlns:wps="http://schemas.microsoft.com/office/word/2010/wordprocessingShape" mc:Ignorable="w14 wp14">
+  <w:p>
+    <w:pPr>
+      <w:pStyle w:val="Header"/>
+    </w:pPr>
+  </w:p>
+  <w:tbl>
+    <w:tblPr>
+      <w:tblW w:type="auto" w:w="0"/>
+      <w:tblLook w:firstColumn="1" w:firstRow="1" w:lastColumn="0" w:lastRow="0" w:noHBand="0" w:noVBand="1" w:val="04A0"/>
+    </w:tblPr>
+    <w:tblGrid>
+      <w:gridCol w:w="4680"/>
+      <w:gridCol w:w="4680"/>
+    </w:tblGrid>
+    <w:tr>
+      <w:tc>
+        <w:tcPr>
+          <w:tcW w:type="dxa" w:w="2016"/>
+          <w:tcBorders>
+            <w:top w:val="none" w:sz="0" w:space="0" w:color="auto"/>
+            <w:left w:val="none" w:sz="0" w:space="0" w:color="auto"/>
+            <w:bottom w:val="none" w:sz="0" w:space="0" w:color="auto"/>
+            <w:right w:val="none" w:sz="0" w:space="0" w:color="auto"/>
+          </w:tcBorders>
+        </w:tcPr>
+        <w:p>
+          <w:pPr>
+            <w:jc w:val="left"/>
+          </w:pPr>
+          <w:r>
+            <w:drawing>
+              <wp:inline xmlns:a="http://schemas.openxmlformats.org/drawingml/2006/main" xmlns:pic="http://schemas.openxmlformats.org/drawingml/2006/picture">
+                <wp:extent cx="1188720" cy="468220"/>
+                <wp:docPr id="1" name="Picture 1"/>
+                <wp:cNvGraphicFramePr>
+                  <a:graphicFrameLocks noChangeAspect="1"/>
+                </wp:cNvGraphicFramePr>
+                <a:graphic>
+                  <a:graphicData uri="http://schemas.openxmlformats.org/drawingml/2006/picture">
+                    <pic:pic>
+                      <pic:nvPicPr>
+                        <pic:cNvPr id="0" name="logo-ufrb-20-anos.png"/>
+                        <pic:cNvPicPr/>
+                      </pic:nvPicPr>
+                      <pic:blipFill>
+                        <a:blip r:embed="rId1"/>
+                        <a:stretch>
+                          <a:fillRect/>
+                        </a:stretch>
+                      </pic:blipFill>
+                      <pic:spPr>
+                        <a:xfrm>
+                          <a:off x="0" y="0"/>
+                          <a:ext cx="1188720" cy="468220"/>
+                        </a:xfrm>
+                        <a:prstGeom prst="rect"/>
+                      </pic:spPr>
+                    </pic:pic>
+                  </a:graphicData>
+                </a:graphic>
+              </wp:inline>
+            </w:drawing>
+          </w:r>
+        </w:p>
+      </w:tc>
+      <w:tc>
+        <w:tcPr>
+          <w:tcW w:type="dxa" w:w="7200"/>
+          <w:tcBorders>
+            <w:top w:val="none" w:sz="0" w:space="0" w:color="auto"/>
+            <w:left w:val="none" w:sz="0" w:space="0" w:color="auto"/>
+            <w:bottom w:val="none" w:sz="0" w:space="0" w:color="auto"/>
+            <w:right w:val="none" w:sz="0" w:space="0" w:color="auto"/>
+          </w:tcBorders>
+        </w:tcPr>
+        <w:p>
+          <w:pPr>
+            <w:jc w:val="left"/>
+          </w:pPr>
+          <w:r>
+            <w:rPr>
+              <w:rFonts w:ascii="Times New Roman" w:hAnsi="Times New Roman"/>
+              <w:b/>
+              <w:color w:val="003D6B"/>
+              <w:sz w:val="16"/>
+            </w:rPr>
+            <w:t>UNIVERSIDADE FEDERAL DO RECÔNCAVO DA BAHIA — UFRB</w:t>
+          </w:r>
+        </w:p>
+        <w:p>
+          <w:pPr>
+            <w:jc w:val="left"/>
+          </w:pPr>
+          <w:r>
+            <w:rPr>
+              <w:rFonts w:ascii="Times New Roman" w:hAnsi="Times New Roman"/>
+              <w:b/>
+              <w:color w:val="006DAA"/>
+              <w:sz w:val="15"/>
+            </w:rPr>
+            <w:t>CENTRO DE CIÊNCIA E TECNOLOGIA — CETENS</w:t>
+          </w:r>
+        </w:p>
+        <w:p>
+          <w:pPr>
+            <w:jc w:val="left"/>
+          </w:pPr>
+          <w:r>
+            <w:rPr>
+              <w:rFonts w:ascii="Times New Roman" w:hAnsi="Times New Roman"/>
+              <w:color w:val="505050"/>
+              <w:sz w:val="14"/>
+            </w:rPr>
+            <w:t>BACHARELADO EM SISTEMAS DE INFORMAÇÃO (EAD)</w:t>
+          </w:r>
+        </w:p>
+        <w:p>
+          <w:pPr>
+            <w:jc w:val="left"/>
+          </w:pPr>
+          <w:r>
+            <w:rPr>
+              <w:color w:val="C89B3C"/>
+              <w:sz w:val="8"/>
+            </w:rPr>
+            <w:t>────────────────────────────────────────────────────────────────────────────────</w:t>
+          </w:r>
+        </w:p>
+      </w:tc>
+    </w:tr>
+  </w:tbl>
+  <w:tbl>
+    <w:tblPr>
+      <w:tblW w:type="auto" w:w="0"/>
+      <w:tblLook w:firstColumn="1" w:firstRow="1" w:lastColumn="0" w:lastRow="0" w:noHBand="0" w:noVBand="1" w:val="04A0"/>
+    </w:tblPr>
+    <w:tblGrid>
+      <w:gridCol w:w="4680"/>
+      <w:gridCol w:w="4680"/>
+    </w:tblGrid>
+    <w:tr>
+      <w:tc>
+        <w:tcPr>
+          <w:tcW w:type="dxa" w:w="2016"/>
+          <w:tcBorders>
+            <w:top w:val="none" w:sz="0" w:space="0" w:color="auto"/>
+            <w:left w:val="none" w:sz="0" w:space="0" w:color="auto"/>
+            <w:bottom w:val="none" w:sz="0" w:space="0" w:color="auto"/>
+            <w:right w:val="none" w:sz="0" w:space="0" w:color="auto"/>
+          </w:tcBorders>
+        </w:tcPr>
+        <w:p>
+          <w:pPr>
+            <w:jc w:val="left"/>
+          </w:pPr>
+          <w:r>
+            <w:drawing>
+              <wp:inline xmlns:a="http://schemas.openxmlformats.org/drawingml/2006/main" xmlns:pic="http://schemas.openxmlformats.org/drawingml/2006/picture">
+                <wp:extent cx="1188720" cy="468220"/>
+                <wp:docPr id="2" name="Picture 2"/>
+                <wp:cNvGraphicFramePr>
+                  <a:graphicFrameLocks noChangeAspect="1"/>
+                </wp:cNvGraphicFramePr>
+                <a:graphic>
+                  <a:graphicData uri="http://schemas.openxmlformats.org/drawingml/2006/picture">
+                    <pic:pic>
+                      <pic:nvPicPr>
+                        <pic:cNvPr id="0" name="image.png"/>
+                        <pic:cNvPicPr/>
+                      </pic:nvPicPr>
+                      <pic:blipFill>
+                        <a:blip r:embed="rId1"/>
+                        <a:stretch>
+                          <a:fillRect/>
+                        </a:stretch>
+                      </pic:blipFill>
+                      <pic:spPr>
+                        <a:xfrm>
+                          <a:off x="0" y="0"/>
+                          <a:ext cx="1188720" cy="468220"/>
+                        </a:xfrm>
+                        <a:prstGeom prst="rect"/>
+                      </pic:spPr>
+                    </pic:pic>
+                  </a:graphicData>
+                </a:graphic>
+              </wp:inline>
+            </w:drawing>
+          </w:r>
+        </w:p>
+      </w:tc>
+      <w:tc>
+        <w:tcPr>
+          <w:tcW w:type="dxa" w:w="7200"/>
+          <w:tcBorders>
+            <w:top w:val="none" w:sz="0" w:space="0" w:color="auto"/>
+            <w:left w:val="none" w:sz="0" w:space="0" w:color="auto"/>
+            <w:bottom w:val="none" w:sz="0" w:space="0" w:color="auto"/>
+            <w:right w:val="none" w:sz="0" w:space="0" w:color="auto"/>
+          </w:tcBorders>
+        </w:tcPr>
+        <w:p>
+          <w:pPr>
+            <w:jc w:val="left"/>
+          </w:pPr>
+          <w:r>
+            <w:rPr>
+              <w:rFonts w:ascii="Times New Roman" w:hAnsi="Times New Roman"/>
+              <w:b/>
+              <w:color w:val="003D6B"/>
+              <w:sz w:val="16"/>
+            </w:rPr>
+            <w:t>UNIVERSIDADE FEDERAL DO RECÔNCAVO DA BAHIA — UFRB</w:t>
+          </w:r>
+        </w:p>
+        <w:p>
+          <w:pPr>
+            <w:jc w:val="left"/>
+          </w:pPr>
+          <w:r>
+            <w:rPr>
+              <w:rFonts w:ascii="Times New Roman" w:hAnsi="Times New Roman"/>
+              <w:b/>
+              <w:color w:val="006DAA"/>
+              <w:sz w:val="15"/>
+            </w:rPr>
+            <w:t>CENTRO DE CIÊNCIA E TECNOLOGIA — CETENS</w:t>
+          </w:r>
+        </w:p>
+        <w:p>
+          <w:pPr>
+            <w:jc w:val="left"/>
+          </w:pPr>
+          <w:r>
+            <w:rPr>
+              <w:rFonts w:ascii="Times New Roman" w:hAnsi="Times New Roman"/>
+              <w:color w:val="505050"/>
+              <w:sz w:val="14"/>
+            </w:rPr>
+            <w:t>BACHARELADO EM SISTEMAS DE INFORMAÇÃO (EAD)</w:t>
+          </w:r>
+        </w:p>
+        <w:p>
+          <w:pPr>
+            <w:jc w:val="left"/>
+          </w:pPr>
+          <w:r>
+            <w:rPr>
+              <w:color w:val="C89B3C"/>
+              <w:sz w:val="8"/>
+            </w:rPr>
+            <w:t>────────────────────────────────────────────────────────────────────────────────</w:t>
+          </w:r>
+        </w:p>
+      </w:tc>
+    </w:tr>
+  </w:tbl>
+</w:hdr>
 </file>
 
 <file path=word/numbering.xml><?xml version="1.0" encoding="utf-8"?>
@@ -3091,6 +3385,14 @@
   <w:style w:default="1" w:styleId="Normal" w:type="paragraph">
     <w:name w:val="Normal"/>
     <w:qFormat/>
+    <w:pPr>
+      <w:spacing w:line="360" w:lineRule="auto" w:after="120"/>
+    </w:pPr>
+    <w:rPr>
+      <w:rFonts w:ascii="Times New Roman" w:hAnsi="Times New Roman"/>
+      <w:color w:val="000000"/>
+      <w:sz w:val="24"/>
+    </w:rPr>
   </w:style>
   <w:style w:styleId="BodyText" w:type="paragraph">
     <w:name w:val="Body Text"/>
@@ -3255,13 +3557,14 @@
     <w:pPr>
       <w:keepNext/>
       <w:keepLines/>
-      <w:spacing w:after="80" w:before="360"/>
+      <w:spacing w:after="80" w:before="360" w:line="360" w:lineRule="auto"/>
       <w:outlineLvl w:val="0"/>
     </w:pPr>
     <w:rPr>
-      <w:rFonts w:asciiTheme="majorHAnsi" w:cstheme="majorBidi" w:eastAsiaTheme="majorEastAsia" w:hAnsiTheme="majorHAnsi"/>
-      <w:color w:themeColor="accent1" w:themeShade="BF" w:val="0F4761"/>
-      <w:sz w:val="40"/>
+      <w:rFonts w:asciiTheme="majorHAnsi" w:cstheme="majorBidi" w:eastAsiaTheme="majorEastAsia" w:hAnsiTheme="majorHAnsi" w:ascii="Times New Roman" w:hAnsi="Times New Roman"/>
+      <w:b/>
+      <w:color w:val="003D6B"/>
+      <w:sz w:val="28"/>
       <w:szCs w:val="40"/>
     </w:rPr>
   </w:style>
@@ -3278,13 +3581,14 @@
     <w:pPr>
       <w:keepNext/>
       <w:keepLines/>
-      <w:spacing w:after="80" w:before="160"/>
+      <w:spacing w:after="80" w:before="160" w:line="360" w:lineRule="auto"/>
       <w:outlineLvl w:val="1"/>
     </w:pPr>
     <w:rPr>
-      <w:rFonts w:asciiTheme="majorHAnsi" w:cstheme="majorBidi" w:eastAsiaTheme="majorEastAsia" w:hAnsiTheme="majorHAnsi"/>
-      <w:color w:themeColor="accent1" w:themeShade="BF" w:val="0F4761"/>
-      <w:sz w:val="32"/>
+      <w:rFonts w:asciiTheme="majorHAnsi" w:cstheme="majorBidi" w:eastAsiaTheme="majorEastAsia" w:hAnsiTheme="majorHAnsi" w:ascii="Times New Roman" w:hAnsi="Times New Roman"/>
+      <w:b/>
+      <w:color w:val="006DAA"/>
+      <w:sz w:val="26"/>
       <w:szCs w:val="32"/>
     </w:rPr>
   </w:style>
@@ -3301,13 +3605,14 @@
     <w:pPr>
       <w:keepNext/>
       <w:keepLines/>
-      <w:spacing w:after="80" w:before="160"/>
+      <w:spacing w:after="80" w:before="160" w:line="360" w:lineRule="auto"/>
       <w:outlineLvl w:val="2"/>
     </w:pPr>
     <w:rPr>
-      <w:rFonts w:cstheme="majorBidi" w:eastAsiaTheme="majorEastAsia"/>
-      <w:color w:themeColor="accent1" w:themeShade="BF" w:val="0F4761"/>
-      <w:sz w:val="28"/>
+      <w:rFonts w:cstheme="majorBidi" w:eastAsiaTheme="majorEastAsia" w:ascii="Times New Roman" w:hAnsi="Times New Roman"/>
+      <w:b/>
+      <w:color w:val="003D6B"/>
+      <w:sz w:val="24"/>
       <w:szCs w:val="28"/>
     </w:rPr>
   </w:style>

--- a/disciplinas/gcetens843-projeto-algoritmo-i/atividades/trabalhos/projeto-algoritmos/proposta.docx
+++ b/disciplinas/gcetens843-projeto-algoritmo-i/atividades/trabalhos/projeto-algoritmos/proposta.docx
@@ -2553,7 +2553,6 @@
       <w:footnotePr>
         <w:numRestart w:val="eachSect"/>
       </w:footnotePr>
-      <w:pgMar w:top="1728" w:bottom="1440" w:left="1440" w:right="1440"/>
     </w:sectPr>
   </w:body>
 </w:document>
@@ -2579,15 +2578,6 @@
       </w:rPr>
       <w:t>MinhaFila — GCETENS843 — 2026.1</w:t>
     </w:r>
-    <w:r>
-      <w:rPr>
-        <w:rFonts w:ascii="Times New Roman" w:hAnsi="Times New Roman"/>
-        <w:i/>
-        <w:color w:val="505050"/>
-        <w:sz w:val="14"/>
-      </w:rPr>
-      <w:t>MinhaFila — GCETENS843 — 2026.1</w:t>
-    </w:r>
   </w:p>
 </w:ftr>
 </file>
@@ -2621,7 +2611,14 @@
   <w:tbl>
     <w:tblPr>
       <w:tblW w:type="auto" w:w="0"/>
+      <w:tblLayout w:type="autofit"/>
       <w:tblLook w:firstColumn="1" w:firstRow="1" w:lastColumn="0" w:lastRow="0" w:noHBand="0" w:noVBand="1" w:val="04A0"/>
+      <w:tblBorders>
+        <w:top w:val="none" w:sz="0" w:space="0" w:color="auto"/>
+        <w:left w:val="none" w:sz="0" w:space="0" w:color="auto"/>
+        <w:bottom w:val="none" w:sz="0" w:space="0" w:color="auto"/>
+        <w:right w:val="none" w:sz="0" w:space="0" w:color="auto"/>
+      </w:tblBorders>
     </w:tblPr>
     <w:tblGrid>
       <w:gridCol w:w="4680"/>
@@ -2631,12 +2628,6 @@
       <w:tc>
         <w:tcPr>
           <w:tcW w:type="dxa" w:w="2016"/>
-          <w:tcBorders>
-            <w:top w:val="none" w:sz="0" w:space="0" w:color="auto"/>
-            <w:left w:val="none" w:sz="0" w:space="0" w:color="auto"/>
-            <w:bottom w:val="none" w:sz="0" w:space="0" w:color="auto"/>
-            <w:right w:val="none" w:sz="0" w:space="0" w:color="auto"/>
-          </w:tcBorders>
         </w:tcPr>
         <w:p>
           <w:pPr>
@@ -2645,7 +2636,7 @@
           <w:r>
             <w:drawing>
               <wp:inline xmlns:a="http://schemas.openxmlformats.org/drawingml/2006/main" xmlns:pic="http://schemas.openxmlformats.org/drawingml/2006/picture">
-                <wp:extent cx="1188720" cy="468220"/>
+                <wp:extent cx="1143000" cy="450211"/>
                 <wp:docPr id="1" name="Picture 1"/>
                 <wp:cNvGraphicFramePr>
                   <a:graphicFrameLocks noChangeAspect="1"/>
@@ -2666,7 +2657,7 @@
                       <pic:spPr>
                         <a:xfrm>
                           <a:off x="0" y="0"/>
-                          <a:ext cx="1188720" cy="468220"/>
+                          <a:ext cx="1143000" cy="450211"/>
                         </a:xfrm>
                         <a:prstGeom prst="rect"/>
                       </pic:spPr>
@@ -2681,12 +2672,6 @@
       <w:tc>
         <w:tcPr>
           <w:tcW w:type="dxa" w:w="7200"/>
-          <w:tcBorders>
-            <w:top w:val="none" w:sz="0" w:space="0" w:color="auto"/>
-            <w:left w:val="none" w:sz="0" w:space="0" w:color="auto"/>
-            <w:bottom w:val="none" w:sz="0" w:space="0" w:color="auto"/>
-            <w:right w:val="none" w:sz="0" w:space="0" w:color="auto"/>
-          </w:tcBorders>
         </w:tcPr>
         <w:p>
           <w:pPr>
@@ -2723,6 +2708,7 @@
           <w:r>
             <w:rPr>
               <w:rFonts w:ascii="Times New Roman" w:hAnsi="Times New Roman"/>
+              <w:b w:val="0"/>
               <w:color w:val="505050"/>
               <w:sz w:val="14"/>
             </w:rPr>
@@ -2735,132 +2721,8 @@
           </w:pPr>
           <w:r>
             <w:rPr>
-              <w:color w:val="C89B3C"/>
-              <w:sz w:val="8"/>
-            </w:rPr>
-            <w:t>────────────────────────────────────────────────────────────────────────────────</w:t>
-          </w:r>
-        </w:p>
-      </w:tc>
-    </w:tr>
-  </w:tbl>
-  <w:tbl>
-    <w:tblPr>
-      <w:tblW w:type="auto" w:w="0"/>
-      <w:tblLook w:firstColumn="1" w:firstRow="1" w:lastColumn="0" w:lastRow="0" w:noHBand="0" w:noVBand="1" w:val="04A0"/>
-    </w:tblPr>
-    <w:tblGrid>
-      <w:gridCol w:w="4680"/>
-      <w:gridCol w:w="4680"/>
-    </w:tblGrid>
-    <w:tr>
-      <w:tc>
-        <w:tcPr>
-          <w:tcW w:type="dxa" w:w="2016"/>
-          <w:tcBorders>
-            <w:top w:val="none" w:sz="0" w:space="0" w:color="auto"/>
-            <w:left w:val="none" w:sz="0" w:space="0" w:color="auto"/>
-            <w:bottom w:val="none" w:sz="0" w:space="0" w:color="auto"/>
-            <w:right w:val="none" w:sz="0" w:space="0" w:color="auto"/>
-          </w:tcBorders>
-        </w:tcPr>
-        <w:p>
-          <w:pPr>
-            <w:jc w:val="left"/>
-          </w:pPr>
-          <w:r>
-            <w:drawing>
-              <wp:inline xmlns:a="http://schemas.openxmlformats.org/drawingml/2006/main" xmlns:pic="http://schemas.openxmlformats.org/drawingml/2006/picture">
-                <wp:extent cx="1188720" cy="468220"/>
-                <wp:docPr id="2" name="Picture 2"/>
-                <wp:cNvGraphicFramePr>
-                  <a:graphicFrameLocks noChangeAspect="1"/>
-                </wp:cNvGraphicFramePr>
-                <a:graphic>
-                  <a:graphicData uri="http://schemas.openxmlformats.org/drawingml/2006/picture">
-                    <pic:pic>
-                      <pic:nvPicPr>
-                        <pic:cNvPr id="0" name="image.png"/>
-                        <pic:cNvPicPr/>
-                      </pic:nvPicPr>
-                      <pic:blipFill>
-                        <a:blip r:embed="rId1"/>
-                        <a:stretch>
-                          <a:fillRect/>
-                        </a:stretch>
-                      </pic:blipFill>
-                      <pic:spPr>
-                        <a:xfrm>
-                          <a:off x="0" y="0"/>
-                          <a:ext cx="1188720" cy="468220"/>
-                        </a:xfrm>
-                        <a:prstGeom prst="rect"/>
-                      </pic:spPr>
-                    </pic:pic>
-                  </a:graphicData>
-                </a:graphic>
-              </wp:inline>
-            </w:drawing>
-          </w:r>
-        </w:p>
-      </w:tc>
-      <w:tc>
-        <w:tcPr>
-          <w:tcW w:type="dxa" w:w="7200"/>
-          <w:tcBorders>
-            <w:top w:val="none" w:sz="0" w:space="0" w:color="auto"/>
-            <w:left w:val="none" w:sz="0" w:space="0" w:color="auto"/>
-            <w:bottom w:val="none" w:sz="0" w:space="0" w:color="auto"/>
-            <w:right w:val="none" w:sz="0" w:space="0" w:color="auto"/>
-          </w:tcBorders>
-        </w:tcPr>
-        <w:p>
-          <w:pPr>
-            <w:jc w:val="left"/>
-          </w:pPr>
-          <w:r>
-            <w:rPr>
               <w:rFonts w:ascii="Times New Roman" w:hAnsi="Times New Roman"/>
-              <w:b/>
-              <w:color w:val="003D6B"/>
-              <w:sz w:val="16"/>
-            </w:rPr>
-            <w:t>UNIVERSIDADE FEDERAL DO RECÔNCAVO DA BAHIA — UFRB</w:t>
-          </w:r>
-        </w:p>
-        <w:p>
-          <w:pPr>
-            <w:jc w:val="left"/>
-          </w:pPr>
-          <w:r>
-            <w:rPr>
-              <w:rFonts w:ascii="Times New Roman" w:hAnsi="Times New Roman"/>
-              <w:b/>
-              <w:color w:val="006DAA"/>
-              <w:sz w:val="15"/>
-            </w:rPr>
-            <w:t>CENTRO DE CIÊNCIA E TECNOLOGIA — CETENS</w:t>
-          </w:r>
-        </w:p>
-        <w:p>
-          <w:pPr>
-            <w:jc w:val="left"/>
-          </w:pPr>
-          <w:r>
-            <w:rPr>
-              <w:rFonts w:ascii="Times New Roman" w:hAnsi="Times New Roman"/>
-              <w:color w:val="505050"/>
-              <w:sz w:val="14"/>
-            </w:rPr>
-            <w:t>BACHARELADO EM SISTEMAS DE INFORMAÇÃO (EAD)</w:t>
-          </w:r>
-        </w:p>
-        <w:p>
-          <w:pPr>
-            <w:jc w:val="left"/>
-          </w:pPr>
-          <w:r>
-            <w:rPr>
+              <w:b w:val="0"/>
               <w:color w:val="C89B3C"/>
               <w:sz w:val="8"/>
             </w:rPr>

--- a/disciplinas/gcetens843-projeto-algoritmo-i/atividades/trabalhos/projeto-algoritmos/proposta.docx
+++ b/disciplinas/gcetens843-projeto-algoritmo-i/atividades/trabalhos/projeto-algoritmos/proposta.docx
@@ -2,247 +2,231 @@
 <file path=word/document.xml><?xml version="1.0" encoding="utf-8"?>
 <w:document xmlns:w="http://schemas.openxmlformats.org/wordprocessingml/2006/main" xmlns:m="http://schemas.openxmlformats.org/officeDocument/2006/math" xmlns:r="http://schemas.openxmlformats.org/officeDocument/2006/relationships" xmlns:o="urn:schemas-microsoft-com:office:office" xmlns:v="urn:schemas-microsoft-com:vml" xmlns:w10="urn:schemas-microsoft-com:office:word" xmlns:a="http://schemas.openxmlformats.org/drawingml/2006/main" xmlns:pic="http://schemas.openxmlformats.org/drawingml/2006/picture" xmlns:wp="http://schemas.openxmlformats.org/drawingml/2006/wordprocessingDrawing">
   <w:body>
-    <w:bookmarkStart w:id="44" w:name="proposta-de-solução-minhafila"/>
-    <w:p>
-      <w:pPr>
-        <w:pStyle w:val="Heading1"/>
-      </w:pPr>
-      <w:r>
-        <w:t xml:space="preserve">Proposta de Solução — MinhaFila</w:t>
-      </w:r>
-    </w:p>
-    <w:p>
-      <w:pPr>
-        <w:pStyle w:val="BlockText"/>
-      </w:pPr>
-      <w:r>
-        <w:rPr>
-          <w:b/>
-          <w:bCs/>
-        </w:rPr>
-        <w:t xml:space="preserve">Documento de Proposta</w:t>
-      </w:r>
-      <w:r>
-        <w:t xml:space="preserve"> </w:t>
-      </w:r>
-      <w:r>
-        <w:t xml:space="preserve">— Gerenciamento Inteligente de Filas para Múltiplos Setores</w:t>
-      </w:r>
-      <w:r>
-        <w:t xml:space="preserve"> </w:t>
-      </w:r>
-      <w:r>
-        <w:rPr>
-          <w:b/>
-          <w:bCs/>
-        </w:rPr>
-        <w:t xml:space="preserve">Última atualização:</w:t>
-      </w:r>
-      <w:r>
-        <w:t xml:space="preserve"> </w:t>
-      </w:r>
-      <w:r>
-        <w:t xml:space="preserve">26/06/2026</w:t>
-      </w:r>
-      <w:r>
-        <w:t xml:space="preserve"> </w:t>
-      </w:r>
-      <w:r>
-        <w:rPr>
-          <w:b/>
-          <w:bCs/>
-        </w:rPr>
-        <w:t xml:space="preserve">Status:</w:t>
-      </w:r>
-      <w:r>
-        <w:t xml:space="preserve"> </w:t>
-      </w:r>
-      <w:r>
-        <w:t xml:space="preserve">Proposta consolidada</w:t>
-      </w:r>
-    </w:p>
-    <w:p>
-      <w:r>
-        <w:pict>
-          <v:rect style="width:0;height:1.5pt" o:hralign="center" o:hrstd="t" o:hr="t"/>
-        </w:pict>
-      </w:r>
-    </w:p>
-    <w:bookmarkStart w:id="20" w:name="identificação"/>
-    <w:p>
-      <w:pPr>
-        <w:pStyle w:val="Heading2"/>
-      </w:pPr>
-      <w:r>
-        <w:t xml:space="preserve">1. Identificação</w:t>
-      </w:r>
-    </w:p>
+    <w:bookmarkStart w:id="42" w:name="proposta-de-solução-minhafila"/>
     <w:tbl>
       <w:tblPr>
-        <w:tblStyle w:val="Table"/>
-        <w:tblW w:type="pct" w:w="5000"/>
+        <w:tblW w:type="auto" w:w="0"/>
         <w:tblLayout w:type="fixed"/>
-        <w:tblLook w:firstRow="1" w:lastRow="0" w:firstColumn="0" w:lastColumn="0" w:noHBand="0" w:noVBand="0" w:val="0020"/>
+        <w:tblLook w:firstColumn="1" w:firstRow="1" w:lastColumn="0" w:lastRow="0" w:noHBand="0" w:noVBand="1" w:val="04A0"/>
+        <w:tblBorders>
+          <w:top w:val="none" w:sz="0" w:space="0" w:color="auto"/>
+          <w:left w:val="none" w:sz="0" w:space="0" w:color="auto"/>
+          <w:bottom w:val="none" w:sz="0" w:space="0" w:color="auto"/>
+          <w:right w:val="none" w:sz="0" w:space="0" w:color="auto"/>
+        </w:tblBorders>
       </w:tblPr>
       <w:tblGrid>
-        <w:gridCol w:w="2795"/>
-        <w:gridCol w:w="5124"/>
+        <w:gridCol w:w="4680"/>
+        <w:gridCol w:w="4680"/>
       </w:tblGrid>
       <w:tr>
-        <w:trPr>
-          <w:tblHeader w:val="on"/>
-        </w:trPr>
         <w:tc>
-          <w:tcPr/>
+          <w:tcPr>
+            <w:tcW w:type="dxa" w:w="2016"/>
+          </w:tcPr>
           <w:p>
             <w:pPr>
-              <w:pStyle w:val="Compact"/>
+              <w:jc w:val="left"/>
             </w:pPr>
             <w:r>
-              <w:t xml:space="preserve">Item</w:t>
+              <w:drawing>
+                <wp:inline>
+                  <wp:extent cx="1143000" cy="450211"/>
+                  <wp:docPr id="1" name="Picture 1"/>
+                  <wp:cNvGraphicFramePr>
+                    <a:graphicFrameLocks noChangeAspect="1"/>
+                  </wp:cNvGraphicFramePr>
+                  <a:graphic>
+                    <a:graphicData uri="http://schemas.openxmlformats.org/drawingml/2006/picture">
+                      <pic:pic>
+                        <pic:nvPicPr>
+                          <pic:cNvPr id="0" name="logo-ufrb-20-anos.png"/>
+                          <pic:cNvPicPr/>
+                        </pic:nvPicPr>
+                        <pic:blipFill>
+                          <a:blip r:embed="rId9"/>
+                          <a:stretch>
+                            <a:fillRect/>
+                          </a:stretch>
+                        </pic:blipFill>
+                        <pic:spPr>
+                          <a:xfrm>
+                            <a:off x="0" y="0"/>
+                            <a:ext cx="1143000" cy="450211"/>
+                          </a:xfrm>
+                          <a:prstGeom prst="rect"/>
+                        </pic:spPr>
+                      </pic:pic>
+                    </a:graphicData>
+                  </a:graphic>
+                </wp:inline>
+              </w:drawing>
             </w:r>
           </w:p>
         </w:tc>
         <w:tc>
-          <w:tcPr/>
+          <w:tcPr>
+            <w:tcW w:type="dxa" w:w="7200"/>
+          </w:tcPr>
           <w:p>
             <w:pPr>
-              <w:pStyle w:val="Compact"/>
-            </w:pPr>
-            <w:r>
-              <w:t xml:space="preserve">Descrição</w:t>
-            </w:r>
-          </w:p>
-        </w:tc>
-      </w:tr>
-      <w:tr>
-        <w:tc>
-          <w:tcPr/>
-          <w:p>
-            <w:pPr>
-              <w:pStyle w:val="Compact"/>
+              <w:jc w:val="left"/>
             </w:pPr>
             <w:r>
               <w:rPr>
+                <w:rFonts w:ascii="Times New Roman" w:hAnsi="Times New Roman"/>
                 <w:b/>
-                <w:bCs/>
+                <w:color w:val="003D6B"/>
+                <w:sz w:val="16"/>
               </w:rPr>
-              <w:t xml:space="preserve">Nome do Projeto</w:t>
+              <w:t>UNIVERSIDADE FEDERAL DO RECÔNCAVO DA BAHIA — UFRB</w:t>
             </w:r>
           </w:p>
-        </w:tc>
-        <w:tc>
-          <w:tcPr/>
           <w:p>
             <w:pPr>
-              <w:pStyle w:val="Compact"/>
-            </w:pPr>
-            <w:r>
-              <w:t xml:space="preserve">MinhaFila</w:t>
-            </w:r>
-          </w:p>
-        </w:tc>
-      </w:tr>
-      <w:tr>
-        <w:tc>
-          <w:tcPr/>
-          <w:p>
-            <w:pPr>
-              <w:pStyle w:val="Compact"/>
+              <w:jc w:val="left"/>
             </w:pPr>
             <w:r>
               <w:rPr>
+                <w:rFonts w:ascii="Times New Roman" w:hAnsi="Times New Roman"/>
                 <w:b/>
-                <w:bCs/>
+                <w:color w:val="006DAA"/>
+                <w:sz w:val="15"/>
               </w:rPr>
-              <w:t xml:space="preserve">Tema</w:t>
+              <w:t>CENTRO DE CIÊNCIA E TECNOLOGIA — CETENS</w:t>
             </w:r>
           </w:p>
-        </w:tc>
-        <w:tc>
-          <w:tcPr/>
           <w:p>
             <w:pPr>
-              <w:pStyle w:val="Compact"/>
-            </w:pPr>
-            <w:r>
-              <w:t xml:space="preserve">Gerenciamento Inteligente de Filas para Múltiplos Setores</w:t>
-            </w:r>
-          </w:p>
-        </w:tc>
-      </w:tr>
-      <w:tr>
-        <w:tc>
-          <w:tcPr/>
-          <w:p>
-            <w:pPr>
-              <w:pStyle w:val="Compact"/>
+              <w:jc w:val="left"/>
             </w:pPr>
             <w:r>
               <w:rPr>
-                <w:b/>
-                <w:bCs/>
+                <w:rFonts w:ascii="Times New Roman" w:hAnsi="Times New Roman"/>
+                <w:b w:val="0"/>
+                <w:color w:val="505050"/>
+                <w:sz w:val="14"/>
               </w:rPr>
-              <w:t xml:space="preserve">Disciplina</w:t>
+              <w:t>BACHARELADO EM SISTEMAS DE INFORMAÇÃO (EAD)</w:t>
             </w:r>
           </w:p>
-        </w:tc>
-        <w:tc>
-          <w:tcPr/>
           <w:p>
             <w:pPr>
-              <w:pStyle w:val="Compact"/>
-            </w:pPr>
-            <w:r>
-              <w:t xml:space="preserve">GCETENS843 — Projeto Algoritmo I</w:t>
-            </w:r>
-          </w:p>
-        </w:tc>
-      </w:tr>
-      <w:tr>
-        <w:tc>
-          <w:tcPr/>
-          <w:p>
-            <w:pPr>
-              <w:pStyle w:val="Compact"/>
+              <w:jc w:val="left"/>
             </w:pPr>
             <w:r>
               <w:rPr>
-                <w:b/>
-                <w:bCs/>
+                <w:rFonts w:ascii="Times New Roman" w:hAnsi="Times New Roman"/>
+                <w:b w:val="0"/>
+                <w:color w:val="C89B3C"/>
+                <w:sz w:val="8"/>
               </w:rPr>
-              <w:t xml:space="preserve">Instituição</w:t>
-            </w:r>
-          </w:p>
-        </w:tc>
-        <w:tc>
-          <w:tcPr/>
-          <w:p>
-            <w:pPr>
-              <w:pStyle w:val="Compact"/>
-            </w:pPr>
-            <w:r>
-              <w:t xml:space="preserve">UFRB — CETENS — Bacharelado em Sistemas de Informação (EAD)</w:t>
+              <w:t>────────────────────────────────────────────────────────────────────────────────</w:t>
             </w:r>
           </w:p>
         </w:tc>
       </w:tr>
     </w:tbl>
     <w:p>
+      <w:pPr>
+        <w:pStyle w:val="Heading1"/>
+      </w:pPr>
+      <w:r>
+        <w:t xml:space="preserve">Proposta de Solução — MinhaFila</w:t>
+      </w:r>
+    </w:p>
+    <w:p>
+      <w:pPr>
+        <w:pStyle w:val="BlockText"/>
+      </w:pPr>
+      <w:r>
+        <w:rPr>
+          <w:b/>
+          <w:bCs/>
+        </w:rPr>
+        <w:t xml:space="preserve">Documento de Proposta</w:t>
+      </w:r>
+      <w:r>
+        <w:t xml:space="preserve"> </w:t>
+      </w:r>
+      <w:r>
+        <w:t xml:space="preserve">— Gerenciamento Inteligente de Filas para Múltiplos Setores</w:t>
+      </w:r>
+      <w:r>
+        <w:t xml:space="preserve"> </w:t>
+      </w:r>
+      <w:r>
+        <w:rPr>
+          <w:b/>
+          <w:bCs/>
+        </w:rPr>
+        <w:t xml:space="preserve">Última atualização:</w:t>
+      </w:r>
+      <w:r>
+        <w:t xml:space="preserve"> </w:t>
+      </w:r>
+      <w:r>
+        <w:t xml:space="preserve">26/06/2026</w:t>
+      </w:r>
+      <w:r>
+        <w:t xml:space="preserve"> </w:t>
+      </w:r>
+      <w:r>
+        <w:rPr>
+          <w:b/>
+          <w:bCs/>
+        </w:rPr>
+        <w:t xml:space="preserve">Status:</w:t>
+      </w:r>
+      <w:r>
+        <w:t xml:space="preserve"> </w:t>
+      </w:r>
+      <w:r>
+        <w:t xml:space="preserve">Proposta consolidada</w:t>
+      </w:r>
+      <w:r>
+        <w:t xml:space="preserve"> </w:t>
+      </w:r>
+      <w:r>
+        <w:rPr>
+          <w:b/>
+          <w:bCs/>
+        </w:rPr>
+        <w:t xml:space="preserve">Elaboração:</w:t>
+      </w:r>
+      <w:r>
+        <w:t xml:space="preserve"> </w:t>
+      </w:r>
+      <w:r>
+        <w:t xml:space="preserve">Esta proposta foi desenvolvida com base no documento</w:t>
+      </w:r>
+      <w:r>
+        <w:t xml:space="preserve"> </w:t>
+      </w:r>
+      <w:r>
+        <w:t xml:space="preserve">“Projeto Algoritmo I V2”</w:t>
+      </w:r>
+      <w:r>
+        <w:t xml:space="preserve"> </w:t>
+      </w:r>
+      <w:r>
+        <w:t xml:space="preserve">elaborado por Raimon Rios da Silva (2026), com contribuições de todos os integrantes do grupo MinhaFila.</w:t>
+      </w:r>
+    </w:p>
+    <w:p>
       <w:r>
         <w:pict>
           <v:rect style="width:0;height:1.5pt" o:hralign="center" o:hrstd="t" o:hr="t"/>
         </w:pict>
       </w:r>
     </w:p>
-    <w:bookmarkEnd w:id="20"/>
-    <w:bookmarkStart w:id="21" w:name="o-problema"/>
+    <w:bookmarkStart w:id="20" w:name="identificação"/>
     <w:p>
       <w:pPr>
         <w:pStyle w:val="Heading2"/>
       </w:pPr>
       <w:r>
-        <w:t xml:space="preserve">2. O Problema</w:t>
+        <w:t xml:space="preserve">1. Identificação</w:t>
       </w:r>
     </w:p>
     <w:p>
@@ -250,223 +234,65 @@
         <w:pStyle w:val="FirstParagraph"/>
       </w:pPr>
       <w:r>
-        <w:t xml:space="preserve">Filas presenciais são uma realidade comum em bancos, hospitais, faculdades, comércios e repartições públicas. Em todos esses setores, o funcionamento é similar:</w:t>
-      </w:r>
-    </w:p>
-    <w:p>
-      <w:pPr>
-        <w:pStyle w:val="Compact"/>
-        <w:numPr>
-          <w:ilvl w:val="0"/>
-          <w:numId w:val="1001"/>
-        </w:numPr>
-      </w:pPr>
-      <w:r>
-        <w:t xml:space="preserve">O usuário chega ao local, dirige-se a um guichê e recebe uma senha física (ordem de chegada).</w:t>
-      </w:r>
-    </w:p>
-    <w:p>
-      <w:pPr>
-        <w:pStyle w:val="Compact"/>
-        <w:numPr>
-          <w:ilvl w:val="0"/>
-          <w:numId w:val="1001"/>
-        </w:numPr>
-      </w:pPr>
-      <w:r>
-        <w:t xml:space="preserve">Permanece no local aguardando ser chamado, sem saber quantas pessoas estão à sua frente.</w:t>
-      </w:r>
-    </w:p>
-    <w:p>
-      <w:pPr>
-        <w:pStyle w:val="Compact"/>
-        <w:numPr>
-          <w:ilvl w:val="0"/>
-          <w:numId w:val="1001"/>
-        </w:numPr>
-      </w:pPr>
-      <w:r>
-        <w:t xml:space="preserve">Depende de chamadas por alto-falante ou painéis com códigos de difícil compreensão.</w:t>
-      </w:r>
-    </w:p>
-    <w:p>
-      <w:pPr>
-        <w:pStyle w:val="Compact"/>
-        <w:numPr>
-          <w:ilvl w:val="0"/>
-          <w:numId w:val="1001"/>
-        </w:numPr>
-      </w:pPr>
-      <w:r>
-        <w:t xml:space="preserve">Não tem visibilidade do tempo estimado de espera nem da sua posição atual.</w:t>
-      </w:r>
-    </w:p>
-    <w:p>
-      <w:pPr>
-        <w:pStyle w:val="Compact"/>
-        <w:numPr>
-          <w:ilvl w:val="0"/>
-          <w:numId w:val="1001"/>
-        </w:numPr>
-      </w:pPr>
-      <w:r>
-        <w:t xml:space="preserve">Não pode se ausentar do local com segurança — corre o risco de perder a vez.</w:t>
-      </w:r>
-    </w:p>
-    <w:p>
-      <w:pPr>
-        <w:pStyle w:val="Compact"/>
-        <w:numPr>
-          <w:ilvl w:val="0"/>
-          <w:numId w:val="1001"/>
-        </w:numPr>
-      </w:pPr>
-      <w:r>
-        <w:t xml:space="preserve">Pessoas com deficiência auditiva perdem chamadas sonoras; pessoas com baixa visão têm dificuldade para ler painéis; pessoas com TEA sofrem com o excesso de estímulos em ambientes lotados.</w:t>
-      </w:r>
-    </w:p>
-    <w:p>
-      <w:pPr>
-        <w:pStyle w:val="FirstParagraph"/>
-      </w:pPr>
-      <w:r>
-        <w:rPr>
-          <w:b/>
-          <w:bCs/>
-        </w:rPr>
-        <w:t xml:space="preserve">Consequências observadas:</w:t>
-      </w:r>
-    </w:p>
-    <w:p>
-      <w:pPr>
-        <w:pStyle w:val="Compact"/>
-        <w:numPr>
-          <w:ilvl w:val="0"/>
-          <w:numId w:val="1002"/>
-        </w:numPr>
-      </w:pPr>
-      <w:r>
-        <w:t xml:space="preserve">Sensação de injustiça e opacidade no atendimento</w:t>
-      </w:r>
-    </w:p>
-    <w:p>
-      <w:pPr>
-        <w:pStyle w:val="Compact"/>
-        <w:numPr>
-          <w:ilvl w:val="0"/>
-          <w:numId w:val="1002"/>
-        </w:numPr>
-      </w:pPr>
-      <w:r>
-        <w:t xml:space="preserve">Ansiedade gerada pela imprevisibilidade da espera</w:t>
-      </w:r>
-    </w:p>
-    <w:p>
-      <w:pPr>
-        <w:pStyle w:val="Compact"/>
-        <w:numPr>
-          <w:ilvl w:val="0"/>
-          <w:numId w:val="1002"/>
-        </w:numPr>
-      </w:pPr>
-      <w:r>
-        <w:t xml:space="preserve">Aglomeração desnecessária nas áreas de espera</w:t>
-      </w:r>
-    </w:p>
-    <w:p>
-      <w:pPr>
-        <w:pStyle w:val="Compact"/>
-        <w:numPr>
-          <w:ilvl w:val="0"/>
-          <w:numId w:val="1002"/>
-        </w:numPr>
-      </w:pPr>
-      <w:r>
-        <w:t xml:space="preserve">Desistência e absenteísmo</w:t>
-      </w:r>
-    </w:p>
-    <w:p>
-      <w:pPr>
-        <w:pStyle w:val="Compact"/>
-        <w:numPr>
-          <w:ilvl w:val="0"/>
-          <w:numId w:val="1002"/>
-        </w:numPr>
-      </w:pPr>
-      <w:r>
-        <w:t xml:space="preserve">Experiência negativa independentemente da qualidade do serviço prestado</w:t>
-      </w:r>
-    </w:p>
-    <w:p>
-      <w:pPr>
-        <w:pStyle w:val="Compact"/>
-        <w:numPr>
-          <w:ilvl w:val="0"/>
-          <w:numId w:val="1002"/>
-        </w:numPr>
-      </w:pPr>
-      <w:r>
-        <w:t xml:space="preserve">Exclusão de pessoas com deficiência que não conseguem acompanhar o sistema tradicional</w:t>
-      </w:r>
-    </w:p>
-    <w:p>
-      <w:pPr>
-        <w:pStyle w:val="FirstParagraph"/>
-      </w:pPr>
-      <w:r>
-        <w:rPr>
-          <w:b/>
-          <w:bCs/>
-        </w:rPr>
-        <w:t xml:space="preserve">Problemas existentes nas soluções atuais:</w:t>
-      </w:r>
-    </w:p>
-    <w:p>
-      <w:pPr>
-        <w:pStyle w:val="Compact"/>
-        <w:numPr>
-          <w:ilvl w:val="0"/>
-          <w:numId w:val="1003"/>
-        </w:numPr>
-      </w:pPr>
-      <w:r>
-        <w:t xml:space="preserve">Sistemas de senha física não fornecem informações em tempo real</w:t>
-      </w:r>
-    </w:p>
-    <w:p>
-      <w:pPr>
-        <w:pStyle w:val="Compact"/>
-        <w:numPr>
-          <w:ilvl w:val="0"/>
-          <w:numId w:val="1003"/>
-        </w:numPr>
-      </w:pPr>
-      <w:r>
-        <w:t xml:space="preserve">Painéis eletrônicos têm alcance limitado e não são acessíveis</w:t>
-      </w:r>
-    </w:p>
-    <w:p>
-      <w:pPr>
-        <w:pStyle w:val="Compact"/>
-        <w:numPr>
-          <w:ilvl w:val="0"/>
-          <w:numId w:val="1003"/>
-        </w:numPr>
-      </w:pPr>
-      <w:r>
-        <w:t xml:space="preserve">Aplicativos existentes são setoriais (funcionam apenas para saúde ou apenas para bancos)</w:t>
-      </w:r>
-    </w:p>
-    <w:p>
-      <w:pPr>
-        <w:pStyle w:val="Compact"/>
-        <w:numPr>
-          <w:ilvl w:val="0"/>
-          <w:numId w:val="1003"/>
-        </w:numPr>
-      </w:pPr>
-      <w:r>
-        <w:t xml:space="preserve">Nenhuma solução popular permite que o usuário aguarde fora do local com segurança</w:t>
+        <w:rPr>
+          <w:b/>
+          <w:bCs/>
+        </w:rPr>
+        <w:t xml:space="preserve">Nome do Projeto:</w:t>
+      </w:r>
+      <w:r>
+        <w:t xml:space="preserve"> </w:t>
+      </w:r>
+      <w:r>
+        <w:t xml:space="preserve">MinhaFila</w:t>
+      </w:r>
+      <w:r>
+        <w:br/>
+      </w:r>
+      <w:r>
+        <w:rPr>
+          <w:b/>
+          <w:bCs/>
+        </w:rPr>
+        <w:t xml:space="preserve">Tema:</w:t>
+      </w:r>
+      <w:r>
+        <w:t xml:space="preserve"> </w:t>
+      </w:r>
+      <w:r>
+        <w:t xml:space="preserve">Gerenciamento Inteligente de Filas para Múltiplos Setores</w:t>
+      </w:r>
+      <w:r>
+        <w:br/>
+      </w:r>
+      <w:r>
+        <w:rPr>
+          <w:b/>
+          <w:bCs/>
+        </w:rPr>
+        <w:t xml:space="preserve">Disciplina:</w:t>
+      </w:r>
+      <w:r>
+        <w:t xml:space="preserve"> </w:t>
+      </w:r>
+      <w:r>
+        <w:t xml:space="preserve">GCETENS843 — Projeto Algoritmo I</w:t>
+      </w:r>
+      <w:r>
+        <w:br/>
+      </w:r>
+      <w:r>
+        <w:rPr>
+          <w:b/>
+          <w:bCs/>
+        </w:rPr>
+        <w:t xml:space="preserve">Instituição:</w:t>
+      </w:r>
+      <w:r>
+        <w:t xml:space="preserve"> </w:t>
+      </w:r>
+      <w:r>
+        <w:t xml:space="preserve">UFRB — CETENS — Bacharelado em Sistemas de Informação (EAD)</w:t>
       </w:r>
     </w:p>
     <w:p>
@@ -476,14 +302,14 @@
         </w:pict>
       </w:r>
     </w:p>
-    <w:bookmarkEnd w:id="21"/>
-    <w:bookmarkStart w:id="25" w:name="a-solução"/>
+    <w:bookmarkEnd w:id="20"/>
+    <w:bookmarkStart w:id="21" w:name="o-problema"/>
     <w:p>
       <w:pPr>
         <w:pStyle w:val="Heading2"/>
       </w:pPr>
       <w:r>
-        <w:t xml:space="preserve">3. A Solução</w:t>
+        <w:t xml:space="preserve">2. O Problema</w:t>
       </w:r>
     </w:p>
     <w:p>
@@ -491,45 +317,79 @@
         <w:pStyle w:val="FirstParagraph"/>
       </w:pPr>
       <w:r>
-        <w:t xml:space="preserve">O</w:t>
-      </w:r>
-      <w:r>
-        <w:t xml:space="preserve"> </w:t>
-      </w:r>
-      <w:r>
-        <w:rPr>
-          <w:b/>
-          <w:bCs/>
-        </w:rPr>
-        <w:t xml:space="preserve">MinhaFila</w:t>
-      </w:r>
-      <w:r>
-        <w:t xml:space="preserve"> </w:t>
-      </w:r>
-      <w:r>
-        <w:t xml:space="preserve">é um sistema de senha virtual com acompanhamento em tempo real, notificações e painéis de gestão, projetado para funcionar em</w:t>
-      </w:r>
-      <w:r>
-        <w:t xml:space="preserve"> </w:t>
-      </w:r>
-      <w:r>
-        <w:rPr>
-          <w:b/>
-          <w:bCs/>
-        </w:rPr>
-        <w:t xml:space="preserve">múltiplos setores</w:t>
-      </w:r>
-      <w:r>
-        <w:t xml:space="preserve">: bancos, unidades de saúde, instituições de ensino, comércio e repartições governamentais.</w:t>
-      </w:r>
-    </w:p>
-    <w:bookmarkStart w:id="22" w:name="conceito-central"/>
-    <w:p>
-      <w:pPr>
-        <w:pStyle w:val="Heading3"/>
-      </w:pPr>
-      <w:r>
-        <w:t xml:space="preserve">Conceito Central</w:t>
+        <w:t xml:space="preserve">Filas presenciais são uma realidade comum em bancos, hospitais, faculdades, comércios e repartições públicas. Em todos esses setores, o funcionamento é similar:</w:t>
+      </w:r>
+    </w:p>
+    <w:p>
+      <w:pPr>
+        <w:pStyle w:val="Compact"/>
+        <w:numPr>
+          <w:ilvl w:val="0"/>
+          <w:numId w:val="1001"/>
+        </w:numPr>
+      </w:pPr>
+      <w:r>
+        <w:t xml:space="preserve">O usuário chega ao local, dirige-se a um guichê e recebe uma senha física (ordem de chegada).</w:t>
+      </w:r>
+    </w:p>
+    <w:p>
+      <w:pPr>
+        <w:pStyle w:val="Compact"/>
+        <w:numPr>
+          <w:ilvl w:val="0"/>
+          <w:numId w:val="1001"/>
+        </w:numPr>
+      </w:pPr>
+      <w:r>
+        <w:t xml:space="preserve">Permanece no local aguardando ser chamado, sem saber quantas pessoas estão à sua frente.</w:t>
+      </w:r>
+    </w:p>
+    <w:p>
+      <w:pPr>
+        <w:pStyle w:val="Compact"/>
+        <w:numPr>
+          <w:ilvl w:val="0"/>
+          <w:numId w:val="1001"/>
+        </w:numPr>
+      </w:pPr>
+      <w:r>
+        <w:t xml:space="preserve">Depende de chamadas por alto-falante ou painéis com códigos de difícil compreensão.</w:t>
+      </w:r>
+    </w:p>
+    <w:p>
+      <w:pPr>
+        <w:pStyle w:val="Compact"/>
+        <w:numPr>
+          <w:ilvl w:val="0"/>
+          <w:numId w:val="1001"/>
+        </w:numPr>
+      </w:pPr>
+      <w:r>
+        <w:t xml:space="preserve">Não tem visibilidade do tempo estimado de espera nem da sua posição atual.</w:t>
+      </w:r>
+    </w:p>
+    <w:p>
+      <w:pPr>
+        <w:pStyle w:val="Compact"/>
+        <w:numPr>
+          <w:ilvl w:val="0"/>
+          <w:numId w:val="1001"/>
+        </w:numPr>
+      </w:pPr>
+      <w:r>
+        <w:t xml:space="preserve">Não pode se ausentar do local com segurança — corre o risco de perder a vez.</w:t>
+      </w:r>
+    </w:p>
+    <w:p>
+      <w:pPr>
+        <w:pStyle w:val="Compact"/>
+        <w:numPr>
+          <w:ilvl w:val="0"/>
+          <w:numId w:val="1001"/>
+        </w:numPr>
+      </w:pPr>
+      <w:r>
+        <w:t xml:space="preserve">Pessoas com deficiência auditiva perdem chamadas sonoras; pessoas com baixa visão têm dificuldade para ler painéis; pessoas com TEA sofrem com o excesso de estímulos em ambientes lotados.</w:t>
       </w:r>
     </w:p>
     <w:p>
@@ -537,255 +397,135 @@
         <w:pStyle w:val="FirstParagraph"/>
       </w:pPr>
       <w:r>
-        <w:t xml:space="preserve">O usuário chega ao local, realiza um cadastro rápido e recebe uma senha virtual diretamente no celular. A partir daí, acompanha sua posição na fila, o tempo estimado de espera e recebe notificações quando estiver próximo de ser chamado — tudo pelo próprio dispositivo.</w:t>
-      </w:r>
-    </w:p>
-    <w:bookmarkEnd w:id="22"/>
-    <w:bookmarkStart w:id="23" w:name="como-funciona-na-prática"/>
-    <w:p>
-      <w:pPr>
-        <w:pStyle w:val="Heading3"/>
-      </w:pPr>
-      <w:r>
-        <w:t xml:space="preserve">Como Funciona na Prática</w:t>
-      </w:r>
-    </w:p>
-    <w:p>
-      <w:pPr>
-        <w:pStyle w:val="Compact"/>
-        <w:numPr>
-          <w:ilvl w:val="0"/>
-          <w:numId w:val="1004"/>
-        </w:numPr>
-      </w:pPr>
-      <w:r>
-        <w:rPr>
-          <w:b/>
-          <w:bCs/>
-        </w:rPr>
-        <w:t xml:space="preserve">Chegada</w:t>
-      </w:r>
-      <w:r>
-        <w:t xml:space="preserve"> </w:t>
-      </w:r>
-      <w:r>
-        <w:t xml:space="preserve">— O usuário abre o app ou escaneia um QR Code na recepção.</w:t>
-      </w:r>
-    </w:p>
-    <w:p>
-      <w:pPr>
-        <w:pStyle w:val="Compact"/>
-        <w:numPr>
-          <w:ilvl w:val="0"/>
-          <w:numId w:val="1004"/>
-        </w:numPr>
-      </w:pPr>
-      <w:r>
-        <w:rPr>
-          <w:b/>
-          <w:bCs/>
-        </w:rPr>
-        <w:t xml:space="preserve">Cadastro rápido</w:t>
-      </w:r>
-      <w:r>
-        <w:t xml:space="preserve"> </w:t>
-      </w:r>
-      <w:r>
-        <w:t xml:space="preserve">— Informa nome, telefone e o serviço desejado (opcionalmente, necessidades de acessibilidade).</w:t>
-      </w:r>
-    </w:p>
-    <w:p>
-      <w:pPr>
-        <w:pStyle w:val="Compact"/>
-        <w:numPr>
-          <w:ilvl w:val="0"/>
-          <w:numId w:val="1004"/>
-        </w:numPr>
-      </w:pPr>
-      <w:r>
-        <w:rPr>
-          <w:b/>
-          <w:bCs/>
-        </w:rPr>
-        <w:t xml:space="preserve">Senha virtual</w:t>
-      </w:r>
-      <w:r>
-        <w:t xml:space="preserve"> </w:t>
-      </w:r>
-      <w:r>
-        <w:t xml:space="preserve">— Recebe imediatamente uma senha e entra na fila.</w:t>
-      </w:r>
-    </w:p>
-    <w:p>
-      <w:pPr>
-        <w:pStyle w:val="Compact"/>
-        <w:numPr>
-          <w:ilvl w:val="0"/>
-          <w:numId w:val="1004"/>
-        </w:numPr>
-      </w:pPr>
-      <w:r>
-        <w:rPr>
-          <w:b/>
-          <w:bCs/>
-        </w:rPr>
-        <w:t xml:space="preserve">Acompanhamento</w:t>
-      </w:r>
-      <w:r>
-        <w:t xml:space="preserve"> </w:t>
-      </w:r>
-      <w:r>
-        <w:t xml:space="preserve">— Visualiza no celular:</w:t>
-      </w:r>
-    </w:p>
-    <w:p>
-      <w:pPr>
-        <w:pStyle w:val="Compact"/>
-        <w:numPr>
-          <w:ilvl w:val="1"/>
-          <w:numId w:val="1005"/>
-        </w:numPr>
-      </w:pPr>
-      <w:r>
-        <w:t xml:space="preserve">“Sua posição: 7º lugar”</w:t>
-      </w:r>
-    </w:p>
-    <w:p>
-      <w:pPr>
-        <w:pStyle w:val="Compact"/>
-        <w:numPr>
-          <w:ilvl w:val="1"/>
-          <w:numId w:val="1005"/>
-        </w:numPr>
-      </w:pPr>
-      <w:r>
-        <w:t xml:space="preserve">“Tempo estimado: 25 minutos”</w:t>
-      </w:r>
-    </w:p>
-    <w:p>
-      <w:pPr>
-        <w:pStyle w:val="Compact"/>
-        <w:numPr>
-          <w:ilvl w:val="1"/>
-          <w:numId w:val="1005"/>
-        </w:numPr>
-      </w:pPr>
-      <w:r>
-        <w:t xml:space="preserve">Quantidade de pessoas à frente por categoria/serviço</w:t>
-      </w:r>
-    </w:p>
-    <w:p>
-      <w:pPr>
-        <w:pStyle w:val="Compact"/>
-        <w:numPr>
-          <w:ilvl w:val="0"/>
-          <w:numId w:val="1004"/>
-        </w:numPr>
-      </w:pPr>
-      <w:r>
-        <w:rPr>
-          <w:b/>
-          <w:bCs/>
-        </w:rPr>
-        <w:t xml:space="preserve">Notificação</w:t>
-      </w:r>
-      <w:r>
-        <w:t xml:space="preserve"> </w:t>
-      </w:r>
-      <w:r>
-        <w:t xml:space="preserve">— Recebe alerta quando estiver próximo de ser chamado (push, vibração, som).</w:t>
-      </w:r>
-    </w:p>
-    <w:p>
-      <w:pPr>
-        <w:pStyle w:val="Compact"/>
-        <w:numPr>
-          <w:ilvl w:val="0"/>
-          <w:numId w:val="1004"/>
-        </w:numPr>
-      </w:pPr>
-      <w:r>
-        <w:rPr>
-          <w:b/>
-          <w:bCs/>
-        </w:rPr>
-        <w:t xml:space="preserve">Atendimento</w:t>
-      </w:r>
-      <w:r>
-        <w:t xml:space="preserve"> </w:t>
-      </w:r>
-      <w:r>
-        <w:t xml:space="preserve">— Dirige-se ao guichê indicado quando for sua vez.</w:t>
-      </w:r>
-    </w:p>
-    <w:bookmarkEnd w:id="23"/>
-    <w:bookmarkStart w:id="24" w:name="jornada-do-gestor-painel-administrativo"/>
-    <w:p>
-      <w:pPr>
-        <w:pStyle w:val="Heading3"/>
-      </w:pPr>
-      <w:r>
-        <w:t xml:space="preserve">Jornada do Gestor (Painel Administrativo)</w:t>
-      </w:r>
-    </w:p>
-    <w:p>
-      <w:pPr>
-        <w:pStyle w:val="Compact"/>
-        <w:numPr>
-          <w:ilvl w:val="0"/>
-          <w:numId w:val="1006"/>
-        </w:numPr>
-      </w:pPr>
-      <w:r>
-        <w:t xml:space="preserve">Visualiza a fila em tempo real com todas as senhas ativas.</w:t>
-      </w:r>
-    </w:p>
-    <w:p>
-      <w:pPr>
-        <w:pStyle w:val="Compact"/>
-        <w:numPr>
-          <w:ilvl w:val="0"/>
-          <w:numId w:val="1006"/>
-        </w:numPr>
-      </w:pPr>
-      <w:r>
-        <w:t xml:space="preserve">Gerencia múltiplos guichês e serviços simultaneamente.</w:t>
-      </w:r>
-    </w:p>
-    <w:p>
-      <w:pPr>
-        <w:pStyle w:val="Compact"/>
-        <w:numPr>
-          <w:ilvl w:val="0"/>
-          <w:numId w:val="1006"/>
-        </w:numPr>
-      </w:pPr>
-      <w:r>
-        <w:t xml:space="preserve">Chama o próximo usuário com um clique.</w:t>
-      </w:r>
-    </w:p>
-    <w:p>
-      <w:pPr>
-        <w:pStyle w:val="Compact"/>
-        <w:numPr>
-          <w:ilvl w:val="0"/>
-          <w:numId w:val="1006"/>
-        </w:numPr>
-      </w:pPr>
-      <w:r>
-        <w:t xml:space="preserve">Acessa histórico de atendimentos e relatórios analíticos.</w:t>
-      </w:r>
-    </w:p>
-    <w:p>
-      <w:pPr>
-        <w:pStyle w:val="Compact"/>
-        <w:numPr>
-          <w:ilvl w:val="0"/>
-          <w:numId w:val="1006"/>
-        </w:numPr>
-      </w:pPr>
-      <w:r>
-        <w:t xml:space="preserve">Configura horários de pico, capacidade e regras de prioridade.</w:t>
+        <w:t xml:space="preserve">Consequências observadas:</w:t>
+      </w:r>
+    </w:p>
+    <w:p>
+      <w:pPr>
+        <w:pStyle w:val="Compact"/>
+        <w:numPr>
+          <w:ilvl w:val="0"/>
+          <w:numId w:val="1002"/>
+        </w:numPr>
+      </w:pPr>
+      <w:r>
+        <w:t xml:space="preserve">Sensação de injustiça e opacidade no atendimento</w:t>
+      </w:r>
+    </w:p>
+    <w:p>
+      <w:pPr>
+        <w:pStyle w:val="Compact"/>
+        <w:numPr>
+          <w:ilvl w:val="0"/>
+          <w:numId w:val="1002"/>
+        </w:numPr>
+      </w:pPr>
+      <w:r>
+        <w:t xml:space="preserve">Ansiedade gerada pela imprevisibilidade da espera</w:t>
+      </w:r>
+    </w:p>
+    <w:p>
+      <w:pPr>
+        <w:pStyle w:val="Compact"/>
+        <w:numPr>
+          <w:ilvl w:val="0"/>
+          <w:numId w:val="1002"/>
+        </w:numPr>
+      </w:pPr>
+      <w:r>
+        <w:t xml:space="preserve">Aglomeração desnecessária nas áreas de espera</w:t>
+      </w:r>
+    </w:p>
+    <w:p>
+      <w:pPr>
+        <w:pStyle w:val="Compact"/>
+        <w:numPr>
+          <w:ilvl w:val="0"/>
+          <w:numId w:val="1002"/>
+        </w:numPr>
+      </w:pPr>
+      <w:r>
+        <w:t xml:space="preserve">Desistência e absenteísmo</w:t>
+      </w:r>
+    </w:p>
+    <w:p>
+      <w:pPr>
+        <w:pStyle w:val="Compact"/>
+        <w:numPr>
+          <w:ilvl w:val="0"/>
+          <w:numId w:val="1002"/>
+        </w:numPr>
+      </w:pPr>
+      <w:r>
+        <w:t xml:space="preserve">Experiência negativa independentemente da qualidade do serviço prestado</w:t>
+      </w:r>
+    </w:p>
+    <w:p>
+      <w:pPr>
+        <w:pStyle w:val="Compact"/>
+        <w:numPr>
+          <w:ilvl w:val="0"/>
+          <w:numId w:val="1002"/>
+        </w:numPr>
+      </w:pPr>
+      <w:r>
+        <w:t xml:space="preserve">Exclusão de pessoas com deficiência que não conseguem acompanhar o sistema tradicional</w:t>
+      </w:r>
+    </w:p>
+    <w:p>
+      <w:pPr>
+        <w:pStyle w:val="FirstParagraph"/>
+      </w:pPr>
+      <w:r>
+        <w:t xml:space="preserve">Problemas existentes nas soluções atuais:</w:t>
+      </w:r>
+    </w:p>
+    <w:p>
+      <w:pPr>
+        <w:pStyle w:val="Compact"/>
+        <w:numPr>
+          <w:ilvl w:val="0"/>
+          <w:numId w:val="1003"/>
+        </w:numPr>
+      </w:pPr>
+      <w:r>
+        <w:t xml:space="preserve">Sistemas de senha física não fornecem informações em tempo real</w:t>
+      </w:r>
+    </w:p>
+    <w:p>
+      <w:pPr>
+        <w:pStyle w:val="Compact"/>
+        <w:numPr>
+          <w:ilvl w:val="0"/>
+          <w:numId w:val="1003"/>
+        </w:numPr>
+      </w:pPr>
+      <w:r>
+        <w:t xml:space="preserve">Painéis eletrônicos têm alcance limitado e não são acessíveis</w:t>
+      </w:r>
+    </w:p>
+    <w:p>
+      <w:pPr>
+        <w:pStyle w:val="Compact"/>
+        <w:numPr>
+          <w:ilvl w:val="0"/>
+          <w:numId w:val="1003"/>
+        </w:numPr>
+      </w:pPr>
+      <w:r>
+        <w:t xml:space="preserve">Aplicativos existentes são setoriais (funcionam apenas para saúde ou apenas para bancos)</w:t>
+      </w:r>
+    </w:p>
+    <w:p>
+      <w:pPr>
+        <w:pStyle w:val="Compact"/>
+        <w:numPr>
+          <w:ilvl w:val="0"/>
+          <w:numId w:val="1003"/>
+        </w:numPr>
+      </w:pPr>
+      <w:r>
+        <w:t xml:space="preserve">Nenhuma solução popular permite que o usuário aguarde fora do local com segurança</w:t>
       </w:r>
     </w:p>
     <w:p>
@@ -795,6 +535,309 @@
         </w:pict>
       </w:r>
     </w:p>
+    <w:bookmarkEnd w:id="21"/>
+    <w:bookmarkStart w:id="25" w:name="a-solução"/>
+    <w:p>
+      <w:pPr>
+        <w:pStyle w:val="Heading2"/>
+      </w:pPr>
+      <w:r>
+        <w:t xml:space="preserve">3. A Solução</w:t>
+      </w:r>
+    </w:p>
+    <w:p>
+      <w:pPr>
+        <w:pStyle w:val="FirstParagraph"/>
+      </w:pPr>
+      <w:r>
+        <w:t xml:space="preserve">O MinhaFila é um sistema de senha virtual com acompanhamento em tempo real, notificações e painéis de gestão, projetado para funcionar em</w:t>
+      </w:r>
+      <w:r>
+        <w:t xml:space="preserve"> </w:t>
+      </w:r>
+      <w:r>
+        <w:rPr>
+          <w:b/>
+          <w:bCs/>
+        </w:rPr>
+        <w:t xml:space="preserve">múltiplos setores</w:t>
+      </w:r>
+      <w:r>
+        <w:t xml:space="preserve">: bancos, unidades de saúde, instituições de ensino, comércio e repartições governamentais.</w:t>
+      </w:r>
+    </w:p>
+    <w:bookmarkStart w:id="22" w:name="conceito-central"/>
+    <w:p>
+      <w:pPr>
+        <w:pStyle w:val="Heading3"/>
+      </w:pPr>
+      <w:r>
+        <w:t xml:space="preserve">Conceito Central</w:t>
+      </w:r>
+    </w:p>
+    <w:p>
+      <w:pPr>
+        <w:pStyle w:val="FirstParagraph"/>
+      </w:pPr>
+      <w:r>
+        <w:t xml:space="preserve">O usuário chega ao local, realiza um cadastro rápido e recebe uma senha virtual diretamente no celular. A partir daí, acompanha sua posição na fila, o tempo estimado de espera e recebe notificações quando estiver próximo de ser chamado — tudo pelo próprio dispositivo.</w:t>
+      </w:r>
+    </w:p>
+    <w:bookmarkEnd w:id="22"/>
+    <w:bookmarkStart w:id="23" w:name="como-funciona-na-prática"/>
+    <w:p>
+      <w:pPr>
+        <w:pStyle w:val="Heading3"/>
+      </w:pPr>
+      <w:r>
+        <w:t xml:space="preserve">Como Funciona na Prática</w:t>
+      </w:r>
+    </w:p>
+    <w:p>
+      <w:pPr>
+        <w:pStyle w:val="Compact"/>
+        <w:numPr>
+          <w:ilvl w:val="0"/>
+          <w:numId w:val="1004"/>
+        </w:numPr>
+      </w:pPr>
+      <w:r>
+        <w:rPr>
+          <w:b/>
+          <w:bCs/>
+        </w:rPr>
+        <w:t xml:space="preserve">Chegada</w:t>
+      </w:r>
+      <w:r>
+        <w:t xml:space="preserve"> </w:t>
+      </w:r>
+      <w:r>
+        <w:t xml:space="preserve">— O usuário abre o app ou escaneia um QR Code na recepção.</w:t>
+      </w:r>
+    </w:p>
+    <w:p>
+      <w:pPr>
+        <w:pStyle w:val="Compact"/>
+        <w:numPr>
+          <w:ilvl w:val="0"/>
+          <w:numId w:val="1004"/>
+        </w:numPr>
+      </w:pPr>
+      <w:r>
+        <w:rPr>
+          <w:b/>
+          <w:bCs/>
+        </w:rPr>
+        <w:t xml:space="preserve">Cadastro rápido</w:t>
+      </w:r>
+      <w:r>
+        <w:t xml:space="preserve"> </w:t>
+      </w:r>
+      <w:r>
+        <w:t xml:space="preserve">— Informa nome, telefone e o serviço desejado (opcionalmente, necessidades de acessibilidade).</w:t>
+      </w:r>
+    </w:p>
+    <w:p>
+      <w:pPr>
+        <w:pStyle w:val="Compact"/>
+        <w:numPr>
+          <w:ilvl w:val="0"/>
+          <w:numId w:val="1004"/>
+        </w:numPr>
+      </w:pPr>
+      <w:r>
+        <w:rPr>
+          <w:b/>
+          <w:bCs/>
+        </w:rPr>
+        <w:t xml:space="preserve">Senha virtual</w:t>
+      </w:r>
+      <w:r>
+        <w:t xml:space="preserve"> </w:t>
+      </w:r>
+      <w:r>
+        <w:t xml:space="preserve">— Recebe imediatamente uma senha e entra na fila.</w:t>
+      </w:r>
+    </w:p>
+    <w:p>
+      <w:pPr>
+        <w:pStyle w:val="Compact"/>
+        <w:numPr>
+          <w:ilvl w:val="0"/>
+          <w:numId w:val="1004"/>
+        </w:numPr>
+      </w:pPr>
+      <w:r>
+        <w:rPr>
+          <w:b/>
+          <w:bCs/>
+        </w:rPr>
+        <w:t xml:space="preserve">Acompanhamento</w:t>
+      </w:r>
+      <w:r>
+        <w:t xml:space="preserve"> </w:t>
+      </w:r>
+      <w:r>
+        <w:t xml:space="preserve">— Visualiza no celular:</w:t>
+      </w:r>
+    </w:p>
+    <w:p>
+      <w:pPr>
+        <w:pStyle w:val="Compact"/>
+        <w:numPr>
+          <w:ilvl w:val="1"/>
+          <w:numId w:val="1005"/>
+        </w:numPr>
+      </w:pPr>
+      <w:r>
+        <w:t xml:space="preserve">“Sua posição: 7º lugar”</w:t>
+      </w:r>
+    </w:p>
+    <w:p>
+      <w:pPr>
+        <w:pStyle w:val="Compact"/>
+        <w:numPr>
+          <w:ilvl w:val="1"/>
+          <w:numId w:val="1005"/>
+        </w:numPr>
+      </w:pPr>
+      <w:r>
+        <w:t xml:space="preserve">“Tempo estimado: 25 minutos”</w:t>
+      </w:r>
+    </w:p>
+    <w:p>
+      <w:pPr>
+        <w:pStyle w:val="Compact"/>
+        <w:numPr>
+          <w:ilvl w:val="1"/>
+          <w:numId w:val="1005"/>
+        </w:numPr>
+      </w:pPr>
+      <w:r>
+        <w:t xml:space="preserve">Quantidade de pessoas à frente por categoria/serviço</w:t>
+      </w:r>
+    </w:p>
+    <w:p>
+      <w:pPr>
+        <w:pStyle w:val="Compact"/>
+        <w:numPr>
+          <w:ilvl w:val="0"/>
+          <w:numId w:val="1004"/>
+        </w:numPr>
+      </w:pPr>
+      <w:r>
+        <w:rPr>
+          <w:b/>
+          <w:bCs/>
+        </w:rPr>
+        <w:t xml:space="preserve">Notificação</w:t>
+      </w:r>
+      <w:r>
+        <w:t xml:space="preserve"> </w:t>
+      </w:r>
+      <w:r>
+        <w:t xml:space="preserve">— Recebe alerta quando estiver próximo de ser chamado (push, vibração, som).</w:t>
+      </w:r>
+    </w:p>
+    <w:p>
+      <w:pPr>
+        <w:pStyle w:val="Compact"/>
+        <w:numPr>
+          <w:ilvl w:val="0"/>
+          <w:numId w:val="1004"/>
+        </w:numPr>
+      </w:pPr>
+      <w:r>
+        <w:rPr>
+          <w:b/>
+          <w:bCs/>
+        </w:rPr>
+        <w:t xml:space="preserve">Atendimento</w:t>
+      </w:r>
+      <w:r>
+        <w:t xml:space="preserve"> </w:t>
+      </w:r>
+      <w:r>
+        <w:t xml:space="preserve">— Dirige-se ao guichê indicado quando for sua vez.</w:t>
+      </w:r>
+    </w:p>
+    <w:bookmarkEnd w:id="23"/>
+    <w:bookmarkStart w:id="24" w:name="jornada-do-gestor-painel-administrativo"/>
+    <w:p>
+      <w:pPr>
+        <w:pStyle w:val="Heading3"/>
+      </w:pPr>
+      <w:r>
+        <w:t xml:space="preserve">Jornada do Gestor (Painel Administrativo)</w:t>
+      </w:r>
+    </w:p>
+    <w:p>
+      <w:pPr>
+        <w:pStyle w:val="Compact"/>
+        <w:numPr>
+          <w:ilvl w:val="0"/>
+          <w:numId w:val="1006"/>
+        </w:numPr>
+      </w:pPr>
+      <w:r>
+        <w:t xml:space="preserve">Visualiza a fila em tempo real com todas as senhas ativas.</w:t>
+      </w:r>
+    </w:p>
+    <w:p>
+      <w:pPr>
+        <w:pStyle w:val="Compact"/>
+        <w:numPr>
+          <w:ilvl w:val="0"/>
+          <w:numId w:val="1006"/>
+        </w:numPr>
+      </w:pPr>
+      <w:r>
+        <w:t xml:space="preserve">Gerencia múltiplos guichês e serviços simultaneamente.</w:t>
+      </w:r>
+    </w:p>
+    <w:p>
+      <w:pPr>
+        <w:pStyle w:val="Compact"/>
+        <w:numPr>
+          <w:ilvl w:val="0"/>
+          <w:numId w:val="1006"/>
+        </w:numPr>
+      </w:pPr>
+      <w:r>
+        <w:t xml:space="preserve">Chama o próximo usuário com um clique.</w:t>
+      </w:r>
+    </w:p>
+    <w:p>
+      <w:pPr>
+        <w:pStyle w:val="Compact"/>
+        <w:numPr>
+          <w:ilvl w:val="0"/>
+          <w:numId w:val="1006"/>
+        </w:numPr>
+      </w:pPr>
+      <w:r>
+        <w:t xml:space="preserve">Acessa histórico de atendimentos e relatórios analíticos.</w:t>
+      </w:r>
+    </w:p>
+    <w:p>
+      <w:pPr>
+        <w:pStyle w:val="Compact"/>
+        <w:numPr>
+          <w:ilvl w:val="0"/>
+          <w:numId w:val="1006"/>
+        </w:numPr>
+      </w:pPr>
+      <w:r>
+        <w:t xml:space="preserve">Configura horários de pico, capacidade e regras de prioridade.</w:t>
+      </w:r>
+    </w:p>
+    <w:p>
+      <w:r>
+        <w:pict>
+          <v:rect style="width:0;height:1.5pt" o:hralign="center" o:hrstd="t" o:hr="t"/>
+        </w:pict>
+      </w:r>
+    </w:p>
     <w:bookmarkEnd w:id="24"/>
     <w:bookmarkEnd w:id="25"/>
     <w:bookmarkStart w:id="26" w:name="diferenciais"/>
@@ -806,213 +849,146 @@
         <w:t xml:space="preserve">4. Diferenciais</w:t>
       </w:r>
     </w:p>
-    <w:tbl>
-      <w:tblPr>
-        <w:tblStyle w:val="Table"/>
-        <w:tblW w:type="pct" w:w="5000"/>
-        <w:tblLayout w:type="fixed"/>
-        <w:tblLook w:firstRow="1" w:lastRow="0" w:firstColumn="0" w:lastColumn="0" w:noHBand="0" w:noVBand="0" w:val="0020"/>
-      </w:tblPr>
-      <w:tblGrid>
-        <w:gridCol w:w="4290"/>
-        <w:gridCol w:w="3630"/>
-      </w:tblGrid>
-      <w:tr>
-        <w:trPr>
-          <w:tblHeader w:val="on"/>
-        </w:trPr>
-        <w:tc>
-          <w:tcPr/>
-          <w:p>
-            <w:pPr>
-              <w:pStyle w:val="Compact"/>
-            </w:pPr>
-            <w:r>
-              <w:t xml:space="preserve">Diferencial</w:t>
-            </w:r>
-          </w:p>
-        </w:tc>
-        <w:tc>
-          <w:tcPr/>
-          <w:p>
-            <w:pPr>
-              <w:pStyle w:val="Compact"/>
-            </w:pPr>
-            <w:r>
-              <w:t xml:space="preserve">Descrição</w:t>
-            </w:r>
-          </w:p>
-        </w:tc>
-      </w:tr>
-      <w:tr>
-        <w:tc>
-          <w:tcPr/>
-          <w:p>
-            <w:pPr>
-              <w:pStyle w:val="Compact"/>
-            </w:pPr>
-            <w:r>
-              <w:rPr>
-                <w:b/>
-                <w:bCs/>
-              </w:rPr>
-              <w:t xml:space="preserve">Transparência</w:t>
-            </w:r>
-          </w:p>
-        </w:tc>
-        <w:tc>
-          <w:tcPr/>
-          <w:p>
-            <w:pPr>
-              <w:pStyle w:val="Compact"/>
-            </w:pPr>
-            <w:r>
-              <w:t xml:space="preserve">O usuário vê exatamente sua posição e o tempo estimado, eliminando a sensação de injustiça</w:t>
-            </w:r>
-          </w:p>
-        </w:tc>
-      </w:tr>
-      <w:tr>
-        <w:tc>
-          <w:tcPr/>
-          <w:p>
-            <w:pPr>
-              <w:pStyle w:val="Compact"/>
-            </w:pPr>
-            <w:r>
-              <w:rPr>
-                <w:b/>
-                <w:bCs/>
-              </w:rPr>
-              <w:t xml:space="preserve">Mobilidade</w:t>
-            </w:r>
-          </w:p>
-        </w:tc>
-        <w:tc>
-          <w:tcPr/>
-          <w:p>
-            <w:pPr>
-              <w:pStyle w:val="Compact"/>
-            </w:pPr>
-            <w:r>
-              <w:t xml:space="preserve">O usuário pode aguardar fora do local e ser notificado quando estiver próximo</w:t>
-            </w:r>
-          </w:p>
-        </w:tc>
-      </w:tr>
-      <w:tr>
-        <w:tc>
-          <w:tcPr/>
-          <w:p>
-            <w:pPr>
-              <w:pStyle w:val="Compact"/>
-            </w:pPr>
-            <w:r>
-              <w:rPr>
-                <w:b/>
-                <w:bCs/>
-              </w:rPr>
-              <w:t xml:space="preserve">Multissetorial</w:t>
-            </w:r>
-          </w:p>
-        </w:tc>
-        <w:tc>
-          <w:tcPr/>
-          <w:p>
-            <w:pPr>
-              <w:pStyle w:val="Compact"/>
-            </w:pPr>
-            <w:r>
-              <w:t xml:space="preserve">Funciona em bancos, saúde, educação, comércio e governo com um único sistema</w:t>
-            </w:r>
-          </w:p>
-        </w:tc>
-      </w:tr>
-      <w:tr>
-        <w:tc>
-          <w:tcPr/>
-          <w:p>
-            <w:pPr>
-              <w:pStyle w:val="Compact"/>
-            </w:pPr>
-            <w:r>
-              <w:rPr>
-                <w:b/>
-                <w:bCs/>
-              </w:rPr>
-              <w:t xml:space="preserve">Dados Analíticos</w:t>
-            </w:r>
-          </w:p>
-        </w:tc>
-        <w:tc>
-          <w:tcPr/>
-          <w:p>
-            <w:pPr>
-              <w:pStyle w:val="Compact"/>
-            </w:pPr>
-            <w:r>
-              <w:t xml:space="preserve">Gestores obtêm relatórios de fluxo, horários de pico, tempo médio de espera e desempenho</w:t>
-            </w:r>
-          </w:p>
-        </w:tc>
-      </w:tr>
-      <w:tr>
-        <w:tc>
-          <w:tcPr/>
-          <w:p>
-            <w:pPr>
-              <w:pStyle w:val="Compact"/>
-            </w:pPr>
-            <w:r>
-              <w:rPr>
-                <w:b/>
-                <w:bCs/>
-              </w:rPr>
-              <w:t xml:space="preserve">Acessibilidade</w:t>
-            </w:r>
-          </w:p>
-        </w:tc>
-        <w:tc>
-          <w:tcPr/>
-          <w:p>
-            <w:pPr>
-              <w:pStyle w:val="Compact"/>
-            </w:pPr>
-            <w:r>
-              <w:t xml:space="preserve">Modos para baixa visão, alto contraste, surdos (alertas visuais) e TEA (baixo estímulo)</w:t>
-            </w:r>
-          </w:p>
-        </w:tc>
-      </w:tr>
-      <w:tr>
-        <w:tc>
-          <w:tcPr/>
-          <w:p>
-            <w:pPr>
-              <w:pStyle w:val="Compact"/>
-            </w:pPr>
-            <w:r>
-              <w:rPr>
-                <w:b/>
-                <w:bCs/>
-              </w:rPr>
-              <w:t xml:space="preserve">Baixa Fricção</w:t>
-            </w:r>
-          </w:p>
-        </w:tc>
-        <w:tc>
-          <w:tcPr/>
-          <w:p>
-            <w:pPr>
-              <w:pStyle w:val="Compact"/>
-            </w:pPr>
-            <w:r>
-              <w:t xml:space="preserve">Cadastro rápido sem burocracia; QR Code elimina necessidade de digitar URLs</w:t>
-            </w:r>
-          </w:p>
-        </w:tc>
-      </w:tr>
-    </w:tbl>
+    <w:p>
+      <w:pPr>
+        <w:pStyle w:val="FirstParagraph"/>
+      </w:pPr>
+      <w:r>
+        <w:t xml:space="preserve">O MinhaFila apresenta os seguintes diferenciais em relação às soluções existentes:</w:t>
+      </w:r>
+    </w:p>
+    <w:p>
+      <w:pPr>
+        <w:pStyle w:val="Compact"/>
+        <w:numPr>
+          <w:ilvl w:val="0"/>
+          <w:numId w:val="1007"/>
+        </w:numPr>
+      </w:pPr>
+      <w:r>
+        <w:rPr>
+          <w:b/>
+          <w:bCs/>
+        </w:rPr>
+        <w:t xml:space="preserve">Transparência:</w:t>
+      </w:r>
+      <w:r>
+        <w:t xml:space="preserve"> </w:t>
+      </w:r>
+      <w:r>
+        <w:t xml:space="preserve">O usuário vê exatamente sua posição e o tempo estimado, eliminando a sensação de injustiça.</w:t>
+      </w:r>
+    </w:p>
+    <w:p>
+      <w:pPr>
+        <w:pStyle w:val="Compact"/>
+        <w:numPr>
+          <w:ilvl w:val="0"/>
+          <w:numId w:val="1007"/>
+        </w:numPr>
+      </w:pPr>
+      <w:r>
+        <w:rPr>
+          <w:b/>
+          <w:bCs/>
+        </w:rPr>
+        <w:t xml:space="preserve">Mobilidade:</w:t>
+      </w:r>
+      <w:r>
+        <w:t xml:space="preserve"> </w:t>
+      </w:r>
+      <w:r>
+        <w:t xml:space="preserve">O usuário pode aguardar fora do local e ser notificado quando estiver próximo.</w:t>
+      </w:r>
+    </w:p>
+    <w:p>
+      <w:pPr>
+        <w:pStyle w:val="Compact"/>
+        <w:numPr>
+          <w:ilvl w:val="0"/>
+          <w:numId w:val="1007"/>
+        </w:numPr>
+      </w:pPr>
+      <w:r>
+        <w:rPr>
+          <w:b/>
+          <w:bCs/>
+        </w:rPr>
+        <w:t xml:space="preserve">Multissetorial:</w:t>
+      </w:r>
+      <w:r>
+        <w:t xml:space="preserve"> </w:t>
+      </w:r>
+      <w:r>
+        <w:t xml:space="preserve">Funciona em bancos, saúde, educação, comércio e governo com um único sistema.</w:t>
+      </w:r>
+    </w:p>
+    <w:p>
+      <w:pPr>
+        <w:pStyle w:val="Compact"/>
+        <w:numPr>
+          <w:ilvl w:val="0"/>
+          <w:numId w:val="1007"/>
+        </w:numPr>
+      </w:pPr>
+      <w:r>
+        <w:rPr>
+          <w:b/>
+          <w:bCs/>
+        </w:rPr>
+        <w:t xml:space="preserve">Dados Analíticos:</w:t>
+      </w:r>
+      <w:r>
+        <w:t xml:space="preserve"> </w:t>
+      </w:r>
+      <w:r>
+        <w:t xml:space="preserve">Gestores obtêm relatórios de fluxo, horários de pico, tempo médio de espera e desempenho.</w:t>
+      </w:r>
+    </w:p>
+    <w:p>
+      <w:pPr>
+        <w:pStyle w:val="Compact"/>
+        <w:numPr>
+          <w:ilvl w:val="0"/>
+          <w:numId w:val="1007"/>
+        </w:numPr>
+      </w:pPr>
+      <w:r>
+        <w:rPr>
+          <w:b/>
+          <w:bCs/>
+        </w:rPr>
+        <w:t xml:space="preserve">Acessibilidade:</w:t>
+      </w:r>
+      <w:r>
+        <w:t xml:space="preserve"> </w:t>
+      </w:r>
+      <w:r>
+        <w:t xml:space="preserve">Modos para baixa visão, alto contraste, surdos (alertas visuais) e TEA (baixo estímulo).</w:t>
+      </w:r>
+    </w:p>
+    <w:p>
+      <w:pPr>
+        <w:pStyle w:val="Compact"/>
+        <w:numPr>
+          <w:ilvl w:val="0"/>
+          <w:numId w:val="1007"/>
+        </w:numPr>
+      </w:pPr>
+      <w:r>
+        <w:rPr>
+          <w:b/>
+          <w:bCs/>
+        </w:rPr>
+        <w:t xml:space="preserve">Baixa Fricção:</w:t>
+      </w:r>
+      <w:r>
+        <w:t xml:space="preserve"> </w:t>
+      </w:r>
+      <w:r>
+        <w:t xml:space="preserve">Cadastro rápido sem burocracia; QR Code elimina necessidade de digitar URLs.</w:t>
+      </w:r>
+    </w:p>
     <w:p>
       <w:r>
         <w:pict>
@@ -1039,189 +1015,138 @@
         <w:t xml:space="preserve">Módulo Usuário</w:t>
       </w:r>
     </w:p>
-    <w:tbl>
-      <w:tblPr>
-        <w:tblStyle w:val="Table"/>
-        <w:tblW w:type="pct" w:w="5000"/>
-        <w:tblLayout w:type="fixed"/>
-        <w:tblLook w:firstRow="1" w:lastRow="0" w:firstColumn="0" w:lastColumn="0" w:noHBand="0" w:noVBand="0" w:val="0020"/>
-      </w:tblPr>
-      <w:tblGrid>
-        <w:gridCol w:w="4693"/>
-        <w:gridCol w:w="3226"/>
-      </w:tblGrid>
-      <w:tr>
-        <w:trPr>
-          <w:tblHeader w:val="on"/>
-        </w:trPr>
-        <w:tc>
-          <w:tcPr/>
-          <w:p>
-            <w:pPr>
-              <w:pStyle w:val="Compact"/>
-            </w:pPr>
-            <w:r>
-              <w:t xml:space="preserve">Funcionalidade</w:t>
-            </w:r>
-          </w:p>
-        </w:tc>
-        <w:tc>
-          <w:tcPr/>
-          <w:p>
-            <w:pPr>
-              <w:pStyle w:val="Compact"/>
-            </w:pPr>
-            <w:r>
-              <w:t xml:space="preserve">Descrição</w:t>
-            </w:r>
-          </w:p>
-        </w:tc>
-      </w:tr>
-      <w:tr>
-        <w:tc>
-          <w:tcPr/>
-          <w:p>
-            <w:pPr>
-              <w:pStyle w:val="Compact"/>
-            </w:pPr>
-            <w:r>
-              <w:t xml:space="preserve">Cadastro rápido</w:t>
-            </w:r>
-          </w:p>
-        </w:tc>
-        <w:tc>
-          <w:tcPr/>
-          <w:p>
-            <w:pPr>
-              <w:pStyle w:val="Compact"/>
-            </w:pPr>
-            <w:r>
-              <w:t xml:space="preserve">Nome, telefone, serviço desejado e preferências de acessibilidade</w:t>
-            </w:r>
-          </w:p>
-        </w:tc>
-      </w:tr>
-      <w:tr>
-        <w:tc>
-          <w:tcPr/>
-          <w:p>
-            <w:pPr>
-              <w:pStyle w:val="Compact"/>
-            </w:pPr>
-            <w:r>
-              <w:t xml:space="preserve">Senha virtual</w:t>
-            </w:r>
-          </w:p>
-        </w:tc>
-        <w:tc>
-          <w:tcPr/>
-          <w:p>
-            <w:pPr>
-              <w:pStyle w:val="Compact"/>
-            </w:pPr>
-            <w:r>
-              <w:t xml:space="preserve">Geração automática de senha ao entrar na fila</w:t>
-            </w:r>
-          </w:p>
-        </w:tc>
-      </w:tr>
-      <w:tr>
-        <w:tc>
-          <w:tcPr/>
-          <w:p>
-            <w:pPr>
-              <w:pStyle w:val="Compact"/>
-            </w:pPr>
-            <w:r>
-              <w:t xml:space="preserve">Acompanhamento em tempo real</w:t>
-            </w:r>
-          </w:p>
-        </w:tc>
-        <w:tc>
-          <w:tcPr/>
-          <w:p>
-            <w:pPr>
-              <w:pStyle w:val="Compact"/>
-            </w:pPr>
-            <w:r>
-              <w:t xml:space="preserve">Posição atualizada, tempo estimado, pessoas à frente</w:t>
-            </w:r>
-          </w:p>
-        </w:tc>
-      </w:tr>
-      <w:tr>
-        <w:tc>
-          <w:tcPr/>
-          <w:p>
-            <w:pPr>
-              <w:pStyle w:val="Compact"/>
-            </w:pPr>
-            <w:r>
-              <w:t xml:space="preserve">Notificação push</w:t>
-            </w:r>
-          </w:p>
-        </w:tc>
-        <w:tc>
-          <w:tcPr/>
-          <w:p>
-            <w:pPr>
-              <w:pStyle w:val="Compact"/>
-            </w:pPr>
-            <w:r>
-              <w:t xml:space="preserve">Alerta quando faltar 2-3 pessoas para ser chamado</w:t>
-            </w:r>
-          </w:p>
-        </w:tc>
-      </w:tr>
-      <w:tr>
-        <w:tc>
-          <w:tcPr/>
-          <w:p>
-            <w:pPr>
-              <w:pStyle w:val="Compact"/>
-            </w:pPr>
-            <w:r>
-              <w:t xml:space="preserve">Histórico</w:t>
-            </w:r>
-          </w:p>
-        </w:tc>
-        <w:tc>
-          <w:tcPr/>
-          <w:p>
-            <w:pPr>
-              <w:pStyle w:val="Compact"/>
-            </w:pPr>
-            <w:r>
-              <w:t xml:space="preserve">Consulta de atendimentos anteriores</w:t>
-            </w:r>
-          </w:p>
-        </w:tc>
-      </w:tr>
-      <w:tr>
-        <w:tc>
-          <w:tcPr/>
-          <w:p>
-            <w:pPr>
-              <w:pStyle w:val="Compact"/>
-            </w:pPr>
-            <w:r>
-              <w:t xml:space="preserve">Perfil de acessibilidade</w:t>
-            </w:r>
-          </w:p>
-        </w:tc>
-        <w:tc>
-          <w:tcPr/>
-          <w:p>
-            <w:pPr>
-              <w:pStyle w:val="Compact"/>
-            </w:pPr>
-            <w:r>
-              <w:t xml:space="preserve">Configurações de alto contraste, fonte ampliada, modo silencioso</w:t>
-            </w:r>
-          </w:p>
-        </w:tc>
-      </w:tr>
-    </w:tbl>
+    <w:p>
+      <w:pPr>
+        <w:pStyle w:val="Compact"/>
+        <w:numPr>
+          <w:ilvl w:val="0"/>
+          <w:numId w:val="1008"/>
+        </w:numPr>
+      </w:pPr>
+      <w:r>
+        <w:rPr>
+          <w:b/>
+          <w:bCs/>
+        </w:rPr>
+        <w:t xml:space="preserve">Cadastro rápido:</w:t>
+      </w:r>
+      <w:r>
+        <w:t xml:space="preserve"> </w:t>
+      </w:r>
+      <w:r>
+        <w:t xml:space="preserve">Nome, telefone, serviço desejado e preferências de acessibilidade.</w:t>
+      </w:r>
+    </w:p>
+    <w:p>
+      <w:pPr>
+        <w:pStyle w:val="Compact"/>
+        <w:numPr>
+          <w:ilvl w:val="0"/>
+          <w:numId w:val="1008"/>
+        </w:numPr>
+      </w:pPr>
+      <w:r>
+        <w:rPr>
+          <w:b/>
+          <w:bCs/>
+        </w:rPr>
+        <w:t xml:space="preserve">Senha virtual:</w:t>
+      </w:r>
+      <w:r>
+        <w:t xml:space="preserve"> </w:t>
+      </w:r>
+      <w:r>
+        <w:t xml:space="preserve">Geração automática de senha ao entrar na fila.</w:t>
+      </w:r>
+    </w:p>
+    <w:p>
+      <w:pPr>
+        <w:pStyle w:val="Compact"/>
+        <w:numPr>
+          <w:ilvl w:val="0"/>
+          <w:numId w:val="1008"/>
+        </w:numPr>
+      </w:pPr>
+      <w:r>
+        <w:rPr>
+          <w:b/>
+          <w:bCs/>
+        </w:rPr>
+        <w:t xml:space="preserve">Acompanhamento em tempo real:</w:t>
+      </w:r>
+      <w:r>
+        <w:t xml:space="preserve"> </w:t>
+      </w:r>
+      <w:r>
+        <w:t xml:space="preserve">Posição atualizada, tempo estimado, pessoas à frente.</w:t>
+      </w:r>
+    </w:p>
+    <w:p>
+      <w:pPr>
+        <w:pStyle w:val="Compact"/>
+        <w:numPr>
+          <w:ilvl w:val="0"/>
+          <w:numId w:val="1008"/>
+        </w:numPr>
+      </w:pPr>
+      <w:r>
+        <w:rPr>
+          <w:b/>
+          <w:bCs/>
+        </w:rPr>
+        <w:t xml:space="preserve">Notificação push:</w:t>
+      </w:r>
+      <w:r>
+        <w:t xml:space="preserve"> </w:t>
+      </w:r>
+      <w:r>
+        <w:t xml:space="preserve">Alerta quando faltar 2-3 pessoas para ser chamado.</w:t>
+      </w:r>
+    </w:p>
+    <w:p>
+      <w:pPr>
+        <w:pStyle w:val="Compact"/>
+        <w:numPr>
+          <w:ilvl w:val="0"/>
+          <w:numId w:val="1008"/>
+        </w:numPr>
+      </w:pPr>
+      <w:r>
+        <w:rPr>
+          <w:b/>
+          <w:bCs/>
+        </w:rPr>
+        <w:t xml:space="preserve">Histórico:</w:t>
+      </w:r>
+      <w:r>
+        <w:t xml:space="preserve"> </w:t>
+      </w:r>
+      <w:r>
+        <w:t xml:space="preserve">Consulta de atendimentos anteriores.</w:t>
+      </w:r>
+    </w:p>
+    <w:p>
+      <w:pPr>
+        <w:pStyle w:val="Compact"/>
+        <w:numPr>
+          <w:ilvl w:val="0"/>
+          <w:numId w:val="1008"/>
+        </w:numPr>
+      </w:pPr>
+      <w:r>
+        <w:rPr>
+          <w:b/>
+          <w:bCs/>
+        </w:rPr>
+        <w:t xml:space="preserve">Perfil de acessibilidade:</w:t>
+      </w:r>
+      <w:r>
+        <w:t xml:space="preserve"> </w:t>
+      </w:r>
+      <w:r>
+        <w:t xml:space="preserve">Configurações de alto contraste, fonte ampliada, modo silencioso.</w:t>
+      </w:r>
+    </w:p>
     <w:bookmarkEnd w:id="27"/>
     <w:bookmarkStart w:id="28" w:name="módulo-gestor"/>
     <w:p>
@@ -1232,165 +1157,116 @@
         <w:t xml:space="preserve">Módulo Gestor</w:t>
       </w:r>
     </w:p>
-    <w:tbl>
-      <w:tblPr>
-        <w:tblStyle w:val="Table"/>
-        <w:tblW w:type="pct" w:w="5000"/>
-        <w:tblLayout w:type="fixed"/>
-        <w:tblLook w:firstRow="1" w:lastRow="0" w:firstColumn="0" w:lastColumn="0" w:noHBand="0" w:noVBand="0" w:val="0020"/>
-      </w:tblPr>
-      <w:tblGrid>
-        <w:gridCol w:w="4693"/>
-        <w:gridCol w:w="3226"/>
-      </w:tblGrid>
-      <w:tr>
-        <w:trPr>
-          <w:tblHeader w:val="on"/>
-        </w:trPr>
-        <w:tc>
-          <w:tcPr/>
-          <w:p>
-            <w:pPr>
-              <w:pStyle w:val="Compact"/>
-            </w:pPr>
-            <w:r>
-              <w:t xml:space="preserve">Funcionalidade</w:t>
-            </w:r>
-          </w:p>
-        </w:tc>
-        <w:tc>
-          <w:tcPr/>
-          <w:p>
-            <w:pPr>
-              <w:pStyle w:val="Compact"/>
-            </w:pPr>
-            <w:r>
-              <w:t xml:space="preserve">Descrição</w:t>
-            </w:r>
-          </w:p>
-        </w:tc>
-      </w:tr>
-      <w:tr>
-        <w:tc>
-          <w:tcPr/>
-          <w:p>
-            <w:pPr>
-              <w:pStyle w:val="Compact"/>
-            </w:pPr>
-            <w:r>
-              <w:t xml:space="preserve">Painel de fila</w:t>
-            </w:r>
-          </w:p>
-        </w:tc>
-        <w:tc>
-          <w:tcPr/>
-          <w:p>
-            <w:pPr>
-              <w:pStyle w:val="Compact"/>
-            </w:pPr>
-            <w:r>
-              <w:t xml:space="preserve">Visualização completa das senhas ativas por serviço/guichê</w:t>
-            </w:r>
-          </w:p>
-        </w:tc>
-      </w:tr>
-      <w:tr>
-        <w:tc>
-          <w:tcPr/>
-          <w:p>
-            <w:pPr>
-              <w:pStyle w:val="Compact"/>
-            </w:pPr>
-            <w:r>
-              <w:t xml:space="preserve">Chamada</w:t>
-            </w:r>
-          </w:p>
-        </w:tc>
-        <w:tc>
-          <w:tcPr/>
-          <w:p>
-            <w:pPr>
-              <w:pStyle w:val="Compact"/>
-            </w:pPr>
-            <w:r>
-              <w:t xml:space="preserve">Botão para chamar próximo usuário</w:t>
-            </w:r>
-          </w:p>
-        </w:tc>
-      </w:tr>
-      <w:tr>
-        <w:tc>
-          <w:tcPr/>
-          <w:p>
-            <w:pPr>
-              <w:pStyle w:val="Compact"/>
-            </w:pPr>
-            <w:r>
-              <w:t xml:space="preserve">Gestão de guichês</w:t>
-            </w:r>
-          </w:p>
-        </w:tc>
-        <w:tc>
-          <w:tcPr/>
-          <w:p>
-            <w:pPr>
-              <w:pStyle w:val="Compact"/>
-            </w:pPr>
-            <w:r>
-              <w:t xml:space="preserve">Abrir/fechar guichês, alocar servidores</w:t>
-            </w:r>
-          </w:p>
-        </w:tc>
-      </w:tr>
-      <w:tr>
-        <w:tc>
-          <w:tcPr/>
-          <w:p>
-            <w:pPr>
-              <w:pStyle w:val="Compact"/>
-            </w:pPr>
-            <w:r>
-              <w:t xml:space="preserve">Relatórios</w:t>
-            </w:r>
-          </w:p>
-        </w:tc>
-        <w:tc>
-          <w:tcPr/>
-          <w:p>
-            <w:pPr>
-              <w:pStyle w:val="Compact"/>
-            </w:pPr>
-            <w:r>
-              <w:t xml:space="preserve">Tempo médio de espera, horários de pico, volume por período</w:t>
-            </w:r>
-          </w:p>
-        </w:tc>
-      </w:tr>
-      <w:tr>
-        <w:tc>
-          <w:tcPr/>
-          <w:p>
-            <w:pPr>
-              <w:pStyle w:val="Compact"/>
-            </w:pPr>
-            <w:r>
-              <w:t xml:space="preserve">Configurações</w:t>
-            </w:r>
-          </w:p>
-        </w:tc>
-        <w:tc>
-          <w:tcPr/>
-          <w:p>
-            <w:pPr>
-              <w:pStyle w:val="Compact"/>
-            </w:pPr>
-            <w:r>
-              <w:t xml:space="preserve">Regras de prioridade, capacidade, categorias de serviço</w:t>
-            </w:r>
-          </w:p>
-        </w:tc>
-      </w:tr>
-    </w:tbl>
+    <w:p>
+      <w:pPr>
+        <w:pStyle w:val="Compact"/>
+        <w:numPr>
+          <w:ilvl w:val="0"/>
+          <w:numId w:val="1009"/>
+        </w:numPr>
+      </w:pPr>
+      <w:r>
+        <w:rPr>
+          <w:b/>
+          <w:bCs/>
+        </w:rPr>
+        <w:t xml:space="preserve">Painel de fila:</w:t>
+      </w:r>
+      <w:r>
+        <w:t xml:space="preserve"> </w:t>
+      </w:r>
+      <w:r>
+        <w:t xml:space="preserve">Visualização completa das senhas ativas por serviço/guichê.</w:t>
+      </w:r>
+    </w:p>
+    <w:p>
+      <w:pPr>
+        <w:pStyle w:val="Compact"/>
+        <w:numPr>
+          <w:ilvl w:val="0"/>
+          <w:numId w:val="1009"/>
+        </w:numPr>
+      </w:pPr>
+      <w:r>
+        <w:rPr>
+          <w:b/>
+          <w:bCs/>
+        </w:rPr>
+        <w:t xml:space="preserve">Chamada:</w:t>
+      </w:r>
+      <w:r>
+        <w:t xml:space="preserve"> </w:t>
+      </w:r>
+      <w:r>
+        <w:t xml:space="preserve">Botão para chamar próximo usuário.</w:t>
+      </w:r>
+    </w:p>
+    <w:p>
+      <w:pPr>
+        <w:pStyle w:val="Compact"/>
+        <w:numPr>
+          <w:ilvl w:val="0"/>
+          <w:numId w:val="1009"/>
+        </w:numPr>
+      </w:pPr>
+      <w:r>
+        <w:rPr>
+          <w:b/>
+          <w:bCs/>
+        </w:rPr>
+        <w:t xml:space="preserve">Gestão de guichês:</w:t>
+      </w:r>
+      <w:r>
+        <w:t xml:space="preserve"> </w:t>
+      </w:r>
+      <w:r>
+        <w:t xml:space="preserve">Abrir/fechar guichês, alocar servidores.</w:t>
+      </w:r>
+    </w:p>
+    <w:p>
+      <w:pPr>
+        <w:pStyle w:val="Compact"/>
+        <w:numPr>
+          <w:ilvl w:val="0"/>
+          <w:numId w:val="1009"/>
+        </w:numPr>
+      </w:pPr>
+      <w:r>
+        <w:rPr>
+          <w:b/>
+          <w:bCs/>
+        </w:rPr>
+        <w:t xml:space="preserve">Relatórios:</w:t>
+      </w:r>
+      <w:r>
+        <w:t xml:space="preserve"> </w:t>
+      </w:r>
+      <w:r>
+        <w:t xml:space="preserve">Tempo médio de espera, horários de pico, volume por período.</w:t>
+      </w:r>
+    </w:p>
+    <w:p>
+      <w:pPr>
+        <w:pStyle w:val="Compact"/>
+        <w:numPr>
+          <w:ilvl w:val="0"/>
+          <w:numId w:val="1009"/>
+        </w:numPr>
+      </w:pPr>
+      <w:r>
+        <w:rPr>
+          <w:b/>
+          <w:bCs/>
+        </w:rPr>
+        <w:t xml:space="preserve">Configurações:</w:t>
+      </w:r>
+      <w:r>
+        <w:t xml:space="preserve"> </w:t>
+      </w:r>
+      <w:r>
+        <w:t xml:space="preserve">Regras de prioridade, capacidade, categorias de serviço.</w:t>
+      </w:r>
+    </w:p>
     <w:bookmarkEnd w:id="28"/>
     <w:bookmarkStart w:id="29" w:name="módulo-painel-público-tv"/>
     <w:p>
@@ -1401,116 +1277,72 @@
         <w:t xml:space="preserve">Módulo Painel Público (TV)</w:t>
       </w:r>
     </w:p>
-    <w:tbl>
-      <w:tblPr>
-        <w:tblStyle w:val="Table"/>
-        <w:tblW w:type="auto" w:w="0"/>
-        <w:tblLook w:firstRow="1" w:lastRow="0" w:firstColumn="0" w:lastColumn="0" w:noHBand="0" w:noVBand="0" w:val="0020"/>
-      </w:tblPr>
-      <w:tblGrid>
-        <w:gridCol w:w="3960"/>
-        <w:gridCol w:w="3960"/>
-      </w:tblGrid>
-      <w:tr>
-        <w:trPr>
-          <w:tblHeader w:val="on"/>
-        </w:trPr>
-        <w:tc>
-          <w:tcPr/>
-          <w:p>
-            <w:pPr>
-              <w:pStyle w:val="Compact"/>
-            </w:pPr>
-            <w:r>
-              <w:t xml:space="preserve">Funcionalidade</w:t>
-            </w:r>
-          </w:p>
-        </w:tc>
-        <w:tc>
-          <w:tcPr/>
-          <w:p>
-            <w:pPr>
-              <w:pStyle w:val="Compact"/>
-            </w:pPr>
-            <w:r>
-              <w:t xml:space="preserve">Descrição</w:t>
-            </w:r>
-          </w:p>
-        </w:tc>
-      </w:tr>
-      <w:tr>
-        <w:tc>
-          <w:tcPr/>
-          <w:p>
-            <w:pPr>
-              <w:pStyle w:val="Compact"/>
-            </w:pPr>
-            <w:r>
-              <w:t xml:space="preserve">Senha do momento</w:t>
-            </w:r>
-          </w:p>
-        </w:tc>
-        <w:tc>
-          <w:tcPr/>
-          <w:p>
-            <w:pPr>
-              <w:pStyle w:val="Compact"/>
-            </w:pPr>
-            <w:r>
-              <w:t xml:space="preserve">Exibe a senha sendo chamada no guichê</w:t>
-            </w:r>
-          </w:p>
-        </w:tc>
-      </w:tr>
-      <w:tr>
-        <w:tc>
-          <w:tcPr/>
-          <w:p>
-            <w:pPr>
-              <w:pStyle w:val="Compact"/>
-            </w:pPr>
-            <w:r>
-              <w:t xml:space="preserve">Próximas senhas</w:t>
-            </w:r>
-          </w:p>
-        </w:tc>
-        <w:tc>
-          <w:tcPr/>
-          <w:p>
-            <w:pPr>
-              <w:pStyle w:val="Compact"/>
-            </w:pPr>
-            <w:r>
-              <w:t xml:space="preserve">Lista das próximas 5-10 senhas previstas</w:t>
-            </w:r>
-          </w:p>
-        </w:tc>
-      </w:tr>
-      <w:tr>
-        <w:tc>
-          <w:tcPr/>
-          <w:p>
-            <w:pPr>
-              <w:pStyle w:val="Compact"/>
-            </w:pPr>
-            <w:r>
-              <w:t xml:space="preserve">Informações complementares</w:t>
-            </w:r>
-          </w:p>
-        </w:tc>
-        <w:tc>
-          <w:tcPr/>
-          <w:p>
-            <w:pPr>
-              <w:pStyle w:val="Compact"/>
-            </w:pPr>
-            <w:r>
-              <w:t xml:space="preserve">Horário, avisos institucionais</w:t>
-            </w:r>
-          </w:p>
-        </w:tc>
-      </w:tr>
-    </w:tbl>
+    <w:p>
+      <w:pPr>
+        <w:pStyle w:val="Compact"/>
+        <w:numPr>
+          <w:ilvl w:val="0"/>
+          <w:numId w:val="1010"/>
+        </w:numPr>
+      </w:pPr>
+      <w:r>
+        <w:rPr>
+          <w:b/>
+          <w:bCs/>
+        </w:rPr>
+        <w:t xml:space="preserve">Senha do momento:</w:t>
+      </w:r>
+      <w:r>
+        <w:t xml:space="preserve"> </w:t>
+      </w:r>
+      <w:r>
+        <w:t xml:space="preserve">Exibe a senha sendo chamada no guichê.</w:t>
+      </w:r>
+    </w:p>
+    <w:p>
+      <w:pPr>
+        <w:pStyle w:val="Compact"/>
+        <w:numPr>
+          <w:ilvl w:val="0"/>
+          <w:numId w:val="1010"/>
+        </w:numPr>
+      </w:pPr>
+      <w:r>
+        <w:rPr>
+          <w:b/>
+          <w:bCs/>
+        </w:rPr>
+        <w:t xml:space="preserve">Próximas senhas:</w:t>
+      </w:r>
+      <w:r>
+        <w:t xml:space="preserve"> </w:t>
+      </w:r>
+      <w:r>
+        <w:t xml:space="preserve">Lista das próximas 5-10 senhas previstas.</w:t>
+      </w:r>
+    </w:p>
+    <w:p>
+      <w:pPr>
+        <w:pStyle w:val="Compact"/>
+        <w:numPr>
+          <w:ilvl w:val="0"/>
+          <w:numId w:val="1010"/>
+        </w:numPr>
+      </w:pPr>
+      <w:r>
+        <w:rPr>
+          <w:b/>
+          <w:bCs/>
+        </w:rPr>
+        <w:t xml:space="preserve">Informações complementares:</w:t>
+      </w:r>
+      <w:r>
+        <w:t xml:space="preserve"> </w:t>
+      </w:r>
+      <w:r>
+        <w:t xml:space="preserve">Horário, avisos institucionais.</w:t>
+      </w:r>
+    </w:p>
     <w:p>
       <w:r>
         <w:pict>
@@ -1677,7 +1509,7 @@
         <w:pStyle w:val="Compact"/>
         <w:numPr>
           <w:ilvl w:val="0"/>
-          <w:numId w:val="1007"/>
+          <w:numId w:val="1011"/>
         </w:numPr>
       </w:pPr>
       <w:r>
@@ -1693,7 +1525,7 @@
         <w:pStyle w:val="Compact"/>
         <w:numPr>
           <w:ilvl w:val="0"/>
-          <w:numId w:val="1007"/>
+          <w:numId w:val="1011"/>
         </w:numPr>
       </w:pPr>
       <w:r>
@@ -1715,7 +1547,7 @@
         <w:pStyle w:val="Compact"/>
         <w:numPr>
           <w:ilvl w:val="0"/>
-          <w:numId w:val="1007"/>
+          <w:numId w:val="1011"/>
         </w:numPr>
       </w:pPr>
       <w:r>
@@ -1737,7 +1569,7 @@
         <w:pStyle w:val="Compact"/>
         <w:numPr>
           <w:ilvl w:val="0"/>
-          <w:numId w:val="1007"/>
+          <w:numId w:val="1011"/>
         </w:numPr>
       </w:pPr>
       <w:r>
@@ -1759,7 +1591,7 @@
         <w:pStyle w:val="Compact"/>
         <w:numPr>
           <w:ilvl w:val="0"/>
-          <w:numId w:val="1007"/>
+          <w:numId w:val="1011"/>
         </w:numPr>
       </w:pPr>
       <w:r>
@@ -1775,7 +1607,7 @@
         <w:pStyle w:val="Compact"/>
         <w:numPr>
           <w:ilvl w:val="0"/>
-          <w:numId w:val="1007"/>
+          <w:numId w:val="1011"/>
         </w:numPr>
       </w:pPr>
       <w:r>
@@ -1791,7 +1623,7 @@
         <w:pStyle w:val="Compact"/>
         <w:numPr>
           <w:ilvl w:val="0"/>
-          <w:numId w:val="1007"/>
+          <w:numId w:val="1011"/>
         </w:numPr>
       </w:pPr>
       <w:r>
@@ -1817,7 +1649,7 @@
         <w:pStyle w:val="Compact"/>
         <w:numPr>
           <w:ilvl w:val="0"/>
-          <w:numId w:val="1008"/>
+          <w:numId w:val="1012"/>
         </w:numPr>
       </w:pPr>
       <w:r>
@@ -1839,7 +1671,7 @@
         <w:pStyle w:val="Compact"/>
         <w:numPr>
           <w:ilvl w:val="0"/>
-          <w:numId w:val="1008"/>
+          <w:numId w:val="1012"/>
         </w:numPr>
       </w:pPr>
       <w:r>
@@ -1861,7 +1693,7 @@
         <w:pStyle w:val="Compact"/>
         <w:numPr>
           <w:ilvl w:val="0"/>
-          <w:numId w:val="1008"/>
+          <w:numId w:val="1012"/>
         </w:numPr>
       </w:pPr>
       <w:r>
@@ -1883,7 +1715,7 @@
         <w:pStyle w:val="Compact"/>
         <w:numPr>
           <w:ilvl w:val="0"/>
-          <w:numId w:val="1008"/>
+          <w:numId w:val="1012"/>
         </w:numPr>
       </w:pPr>
       <w:r>
@@ -1909,7 +1741,7 @@
         <w:pStyle w:val="Compact"/>
         <w:numPr>
           <w:ilvl w:val="0"/>
-          <w:numId w:val="1009"/>
+          <w:numId w:val="1013"/>
         </w:numPr>
       </w:pPr>
       <w:r>
@@ -1931,7 +1763,7 @@
         <w:pStyle w:val="Compact"/>
         <w:numPr>
           <w:ilvl w:val="0"/>
-          <w:numId w:val="1009"/>
+          <w:numId w:val="1013"/>
         </w:numPr>
       </w:pPr>
       <w:r>
@@ -1960,241 +1792,168 @@
         <w:t xml:space="preserve">8. Arquitetura Tecnológica</w:t>
       </w:r>
     </w:p>
-    <w:tbl>
-      <w:tblPr>
-        <w:tblStyle w:val="Table"/>
-        <w:tblW w:type="pct" w:w="5000"/>
-        <w:tblLayout w:type="fixed"/>
-        <w:tblLook w:firstRow="1" w:lastRow="0" w:firstColumn="0" w:lastColumn="0" w:noHBand="0" w:noVBand="0" w:val="0020"/>
-      </w:tblPr>
-      <w:tblGrid>
-        <w:gridCol w:w="3960"/>
-        <w:gridCol w:w="3960"/>
-      </w:tblGrid>
-      <w:tr>
-        <w:trPr>
-          <w:tblHeader w:val="on"/>
-        </w:trPr>
-        <w:tc>
-          <w:tcPr/>
-          <w:p>
-            <w:pPr>
-              <w:pStyle w:val="Compact"/>
-            </w:pPr>
-            <w:r>
-              <w:t xml:space="preserve">Componente</w:t>
-            </w:r>
-          </w:p>
-        </w:tc>
-        <w:tc>
-          <w:tcPr/>
-          <w:p>
-            <w:pPr>
-              <w:pStyle w:val="Compact"/>
-            </w:pPr>
-            <w:r>
-              <w:t xml:space="preserve">Tecnologia</w:t>
-            </w:r>
-          </w:p>
-        </w:tc>
-      </w:tr>
-      <w:tr>
-        <w:tc>
-          <w:tcPr/>
-          <w:p>
-            <w:pPr>
-              <w:pStyle w:val="Compact"/>
-            </w:pPr>
-            <w:r>
-              <w:rPr>
-                <w:b/>
-                <w:bCs/>
-              </w:rPr>
-              <w:t xml:space="preserve">Frontend (usuário)</w:t>
-            </w:r>
-          </w:p>
-        </w:tc>
-        <w:tc>
-          <w:tcPr/>
-          <w:p>
-            <w:pPr>
-              <w:pStyle w:val="Compact"/>
-            </w:pPr>
-            <w:r>
-              <w:t xml:space="preserve">Web responsivo com tecnologia PWA (instalável como app)</w:t>
-            </w:r>
-          </w:p>
-        </w:tc>
-      </w:tr>
-      <w:tr>
-        <w:tc>
-          <w:tcPr/>
-          <w:p>
-            <w:pPr>
-              <w:pStyle w:val="Compact"/>
-            </w:pPr>
-            <w:r>
-              <w:rPr>
-                <w:b/>
-                <w:bCs/>
-              </w:rPr>
-              <w:t xml:space="preserve">Frontend (gestor)</w:t>
-            </w:r>
-          </w:p>
-        </w:tc>
-        <w:tc>
-          <w:tcPr/>
-          <w:p>
-            <w:pPr>
-              <w:pStyle w:val="Compact"/>
-            </w:pPr>
-            <w:r>
-              <w:t xml:space="preserve">Dashboard web responsivo</w:t>
-            </w:r>
-          </w:p>
-        </w:tc>
-      </w:tr>
-      <w:tr>
-        <w:tc>
-          <w:tcPr/>
-          <w:p>
-            <w:pPr>
-              <w:pStyle w:val="Compact"/>
-            </w:pPr>
-            <w:r>
-              <w:rPr>
-                <w:b/>
-                <w:bCs/>
-              </w:rPr>
-              <w:t xml:space="preserve">Painel TV</w:t>
-            </w:r>
-          </w:p>
-        </w:tc>
-        <w:tc>
-          <w:tcPr/>
-          <w:p>
-            <w:pPr>
-              <w:pStyle w:val="Compact"/>
-            </w:pPr>
-            <w:r>
-              <w:t xml:space="preserve">Página web otimizada para telas grandes</w:t>
-            </w:r>
-          </w:p>
-        </w:tc>
-      </w:tr>
-      <w:tr>
-        <w:tc>
-          <w:tcPr/>
-          <w:p>
-            <w:pPr>
-              <w:pStyle w:val="Compact"/>
-            </w:pPr>
-            <w:r>
-              <w:rPr>
-                <w:b/>
-                <w:bCs/>
-              </w:rPr>
-              <w:t xml:space="preserve">Backend</w:t>
-            </w:r>
-          </w:p>
-        </w:tc>
-        <w:tc>
-          <w:tcPr/>
-          <w:p>
-            <w:pPr>
-              <w:pStyle w:val="Compact"/>
-            </w:pPr>
-            <w:r>
-              <w:t xml:space="preserve">API REST</w:t>
-            </w:r>
-          </w:p>
-        </w:tc>
-      </w:tr>
-      <w:tr>
-        <w:tc>
-          <w:tcPr/>
-          <w:p>
-            <w:pPr>
-              <w:pStyle w:val="Compact"/>
-            </w:pPr>
-            <w:r>
-              <w:rPr>
-                <w:b/>
-                <w:bCs/>
-              </w:rPr>
-              <w:t xml:space="preserve">Notificações</w:t>
-            </w:r>
-          </w:p>
-        </w:tc>
-        <w:tc>
-          <w:tcPr/>
-          <w:p>
-            <w:pPr>
-              <w:pStyle w:val="Compact"/>
-            </w:pPr>
-            <w:r>
-              <w:t xml:space="preserve">Push notification via Service Worker (PWA)</w:t>
-            </w:r>
-          </w:p>
-        </w:tc>
-      </w:tr>
-      <w:tr>
-        <w:tc>
-          <w:tcPr/>
-          <w:p>
-            <w:pPr>
-              <w:pStyle w:val="Compact"/>
-            </w:pPr>
-            <w:r>
-              <w:rPr>
-                <w:b/>
-                <w:bCs/>
-              </w:rPr>
-              <w:t xml:space="preserve">Identificação</w:t>
-            </w:r>
-          </w:p>
-        </w:tc>
-        <w:tc>
-          <w:tcPr/>
-          <w:p>
-            <w:pPr>
-              <w:pStyle w:val="Compact"/>
-            </w:pPr>
-            <w:r>
-              <w:t xml:space="preserve">QR Code estático por estabelecimento + código único por senha</w:t>
-            </w:r>
-          </w:p>
-        </w:tc>
-      </w:tr>
-      <w:tr>
-        <w:tc>
-          <w:tcPr/>
-          <w:p>
-            <w:pPr>
-              <w:pStyle w:val="Compact"/>
-            </w:pPr>
-            <w:r>
-              <w:rPr>
-                <w:b/>
-                <w:bCs/>
-              </w:rPr>
-              <w:t xml:space="preserve">Banco de Dados</w:t>
-            </w:r>
-          </w:p>
-        </w:tc>
-        <w:tc>
-          <w:tcPr/>
-          <w:p>
-            <w:pPr>
-              <w:pStyle w:val="Compact"/>
-            </w:pPr>
-            <w:r>
-              <w:t xml:space="preserve">Relacional (estrutura de fila, usuários, estabelecimentos, atendimentos)</w:t>
-            </w:r>
-          </w:p>
-        </w:tc>
-      </w:tr>
-    </w:tbl>
+    <w:p>
+      <w:pPr>
+        <w:pStyle w:val="FirstParagraph"/>
+      </w:pPr>
+      <w:r>
+        <w:t xml:space="preserve">A arquitetura técnica do MinhaFila é composta pelos seguintes componentes e tecnologias:</w:t>
+      </w:r>
+    </w:p>
+    <w:p>
+      <w:pPr>
+        <w:pStyle w:val="Compact"/>
+        <w:numPr>
+          <w:ilvl w:val="0"/>
+          <w:numId w:val="1014"/>
+        </w:numPr>
+      </w:pPr>
+      <w:r>
+        <w:rPr>
+          <w:b/>
+          <w:bCs/>
+        </w:rPr>
+        <w:t xml:space="preserve">Frontend (usuário):</w:t>
+      </w:r>
+      <w:r>
+        <w:t xml:space="preserve"> </w:t>
+      </w:r>
+      <w:r>
+        <w:t xml:space="preserve">Web responsivo com tecnologia PWA (instalável como app).</w:t>
+      </w:r>
+    </w:p>
+    <w:p>
+      <w:pPr>
+        <w:pStyle w:val="Compact"/>
+        <w:numPr>
+          <w:ilvl w:val="0"/>
+          <w:numId w:val="1014"/>
+        </w:numPr>
+      </w:pPr>
+      <w:r>
+        <w:rPr>
+          <w:b/>
+          <w:bCs/>
+        </w:rPr>
+        <w:t xml:space="preserve">Frontend (gestor):</w:t>
+      </w:r>
+      <w:r>
+        <w:t xml:space="preserve"> </w:t>
+      </w:r>
+      <w:r>
+        <w:t xml:space="preserve">Dashboard web responsivo.</w:t>
+      </w:r>
+    </w:p>
+    <w:p>
+      <w:pPr>
+        <w:pStyle w:val="Compact"/>
+        <w:numPr>
+          <w:ilvl w:val="0"/>
+          <w:numId w:val="1014"/>
+        </w:numPr>
+      </w:pPr>
+      <w:r>
+        <w:rPr>
+          <w:b/>
+          <w:bCs/>
+        </w:rPr>
+        <w:t xml:space="preserve">Painel TV:</w:t>
+      </w:r>
+      <w:r>
+        <w:t xml:space="preserve"> </w:t>
+      </w:r>
+      <w:r>
+        <w:t xml:space="preserve">Página web otimizada para telas grandes.</w:t>
+      </w:r>
+    </w:p>
+    <w:p>
+      <w:pPr>
+        <w:pStyle w:val="Compact"/>
+        <w:numPr>
+          <w:ilvl w:val="0"/>
+          <w:numId w:val="1014"/>
+        </w:numPr>
+      </w:pPr>
+      <w:r>
+        <w:rPr>
+          <w:b/>
+          <w:bCs/>
+        </w:rPr>
+        <w:t xml:space="preserve">Backend:</w:t>
+      </w:r>
+      <w:r>
+        <w:t xml:space="preserve"> </w:t>
+      </w:r>
+      <w:r>
+        <w:t xml:space="preserve">API REST.</w:t>
+      </w:r>
+    </w:p>
+    <w:p>
+      <w:pPr>
+        <w:pStyle w:val="Compact"/>
+        <w:numPr>
+          <w:ilvl w:val="0"/>
+          <w:numId w:val="1014"/>
+        </w:numPr>
+      </w:pPr>
+      <w:r>
+        <w:rPr>
+          <w:b/>
+          <w:bCs/>
+        </w:rPr>
+        <w:t xml:space="preserve">Notificações:</w:t>
+      </w:r>
+      <w:r>
+        <w:t xml:space="preserve"> </w:t>
+      </w:r>
+      <w:r>
+        <w:t xml:space="preserve">Push notification via Service Worker (PWA).</w:t>
+      </w:r>
+    </w:p>
+    <w:p>
+      <w:pPr>
+        <w:pStyle w:val="Compact"/>
+        <w:numPr>
+          <w:ilvl w:val="0"/>
+          <w:numId w:val="1014"/>
+        </w:numPr>
+      </w:pPr>
+      <w:r>
+        <w:rPr>
+          <w:b/>
+          <w:bCs/>
+        </w:rPr>
+        <w:t xml:space="preserve">Identificação:</w:t>
+      </w:r>
+      <w:r>
+        <w:t xml:space="preserve"> </w:t>
+      </w:r>
+      <w:r>
+        <w:t xml:space="preserve">QR Code estático por estabelecimento + código único por senha.</w:t>
+      </w:r>
+    </w:p>
+    <w:p>
+      <w:pPr>
+        <w:pStyle w:val="Compact"/>
+        <w:numPr>
+          <w:ilvl w:val="0"/>
+          <w:numId w:val="1014"/>
+        </w:numPr>
+      </w:pPr>
+      <w:r>
+        <w:rPr>
+          <w:b/>
+          <w:bCs/>
+        </w:rPr>
+        <w:t xml:space="preserve">Banco de Dados:</w:t>
+      </w:r>
+      <w:r>
+        <w:t xml:space="preserve"> </w:t>
+      </w:r>
+      <w:r>
+        <w:t xml:space="preserve">Relacional (estrutura de fila, usuários, estabelecimentos, atendimentos).</w:t>
+      </w:r>
+    </w:p>
     <w:p>
       <w:r>
         <w:pict>
@@ -2212,185 +1971,116 @@
         <w:t xml:space="preserve">9. Casos de Uso por Setor</w:t>
       </w:r>
     </w:p>
-    <w:tbl>
-      <w:tblPr>
-        <w:tblStyle w:val="Table"/>
-        <w:tblW w:type="pct" w:w="5000"/>
-        <w:tblLayout w:type="fixed"/>
-        <w:tblLook w:firstRow="1" w:lastRow="0" w:firstColumn="0" w:lastColumn="0" w:noHBand="0" w:noVBand="0" w:val="0020"/>
-      </w:tblPr>
-      <w:tblGrid>
-        <w:gridCol w:w="2520"/>
-        <w:gridCol w:w="5400"/>
-      </w:tblGrid>
-      <w:tr>
-        <w:trPr>
-          <w:tblHeader w:val="on"/>
-        </w:trPr>
-        <w:tc>
-          <w:tcPr/>
-          <w:p>
-            <w:pPr>
-              <w:pStyle w:val="Compact"/>
-            </w:pPr>
-            <w:r>
-              <w:t xml:space="preserve">Setor</w:t>
-            </w:r>
-          </w:p>
-        </w:tc>
-        <w:tc>
-          <w:tcPr/>
-          <w:p>
-            <w:pPr>
-              <w:pStyle w:val="Compact"/>
-            </w:pPr>
-            <w:r>
-              <w:t xml:space="preserve">Exemplo de Uso</w:t>
-            </w:r>
-          </w:p>
-        </w:tc>
-      </w:tr>
-      <w:tr>
-        <w:tc>
-          <w:tcPr/>
-          <w:p>
-            <w:pPr>
-              <w:pStyle w:val="Compact"/>
-            </w:pPr>
-            <w:r>
-              <w:rPr>
-                <w:b/>
-                <w:bCs/>
-              </w:rPr>
-              <w:t xml:space="preserve">Bancos</w:t>
-            </w:r>
-          </w:p>
-        </w:tc>
-        <w:tc>
-          <w:tcPr/>
-          <w:p>
-            <w:pPr>
-              <w:pStyle w:val="Compact"/>
-            </w:pPr>
-            <w:r>
-              <w:t xml:space="preserve">Senha para caixa, gerente, serviços específicos (abertura de conta, cartão)</w:t>
-            </w:r>
-          </w:p>
-        </w:tc>
-      </w:tr>
-      <w:tr>
-        <w:tc>
-          <w:tcPr/>
-          <w:p>
-            <w:pPr>
-              <w:pStyle w:val="Compact"/>
-            </w:pPr>
-            <w:r>
-              <w:rPr>
-                <w:b/>
-                <w:bCs/>
-              </w:rPr>
-              <w:t xml:space="preserve">Saúde</w:t>
-            </w:r>
-          </w:p>
-        </w:tc>
-        <w:tc>
-          <w:tcPr/>
-          <w:p>
-            <w:pPr>
-              <w:pStyle w:val="Compact"/>
-            </w:pPr>
-            <w:r>
-              <w:t xml:space="preserve">Chegada na recepção, aguardo de consulta, exames, retornos</w:t>
-            </w:r>
-          </w:p>
-        </w:tc>
-      </w:tr>
-      <w:tr>
-        <w:tc>
-          <w:tcPr/>
-          <w:p>
-            <w:pPr>
-              <w:pStyle w:val="Compact"/>
-            </w:pPr>
-            <w:r>
-              <w:rPr>
-                <w:b/>
-                <w:bCs/>
-              </w:rPr>
-              <w:t xml:space="preserve">Educação</w:t>
-            </w:r>
-          </w:p>
-        </w:tc>
-        <w:tc>
-          <w:tcPr/>
-          <w:p>
-            <w:pPr>
-              <w:pStyle w:val="Compact"/>
-            </w:pPr>
-            <w:r>
-              <w:t xml:space="preserve">Matrícula, secretaria, atendimento ao aluno, protocolo</w:t>
-            </w:r>
-          </w:p>
-        </w:tc>
-      </w:tr>
-      <w:tr>
-        <w:tc>
-          <w:tcPr/>
-          <w:p>
-            <w:pPr>
-              <w:pStyle w:val="Compact"/>
-            </w:pPr>
-            <w:r>
-              <w:rPr>
-                <w:b/>
-                <w:bCs/>
-              </w:rPr>
-              <w:t xml:space="preserve">Comércio</w:t>
-            </w:r>
-          </w:p>
-        </w:tc>
-        <w:tc>
-          <w:tcPr/>
-          <w:p>
-            <w:pPr>
-              <w:pStyle w:val="Compact"/>
-            </w:pPr>
-            <w:r>
-              <w:t xml:space="preserve">Atendimento prioritário, retirada de pedidos, SAC</w:t>
-            </w:r>
-          </w:p>
-        </w:tc>
-      </w:tr>
-      <w:tr>
-        <w:tc>
-          <w:tcPr/>
-          <w:p>
-            <w:pPr>
-              <w:pStyle w:val="Compact"/>
-            </w:pPr>
-            <w:r>
-              <w:rPr>
-                <w:b/>
-                <w:bCs/>
-              </w:rPr>
-              <w:t xml:space="preserve">Governo</w:t>
-            </w:r>
-          </w:p>
-        </w:tc>
-        <w:tc>
-          <w:tcPr/>
-          <w:p>
-            <w:pPr>
-              <w:pStyle w:val="Compact"/>
-            </w:pPr>
-            <w:r>
-              <w:t xml:space="preserve">Protocolo, atendimento presencial, serviços públicos</w:t>
-            </w:r>
-          </w:p>
-        </w:tc>
-      </w:tr>
-    </w:tbl>
+    <w:p>
+      <w:pPr>
+        <w:pStyle w:val="Compact"/>
+        <w:numPr>
+          <w:ilvl w:val="0"/>
+          <w:numId w:val="1015"/>
+        </w:numPr>
+      </w:pPr>
+      <w:r>
+        <w:rPr>
+          <w:b/>
+          <w:bCs/>
+        </w:rPr>
+        <w:t xml:space="preserve">Bancos:</w:t>
+      </w:r>
+      <w:r>
+        <w:t xml:space="preserve"> </w:t>
+      </w:r>
+      <w:r>
+        <w:t xml:space="preserve">Senha para caixa, gerente, serviços específicos (abertura de conta, cartão).</w:t>
+      </w:r>
+    </w:p>
+    <w:p>
+      <w:pPr>
+        <w:pStyle w:val="Compact"/>
+        <w:numPr>
+          <w:ilvl w:val="0"/>
+          <w:numId w:val="1015"/>
+        </w:numPr>
+      </w:pPr>
+      <w:r>
+        <w:rPr>
+          <w:b/>
+          <w:bCs/>
+        </w:rPr>
+        <w:t xml:space="preserve">Saúde:</w:t>
+      </w:r>
+      <w:r>
+        <w:t xml:space="preserve"> </w:t>
+      </w:r>
+      <w:r>
+        <w:t xml:space="preserve">Chegada na recepção, aguardo de consulta, exames, retornos.</w:t>
+      </w:r>
+    </w:p>
+    <w:p>
+      <w:pPr>
+        <w:pStyle w:val="Compact"/>
+        <w:numPr>
+          <w:ilvl w:val="0"/>
+          <w:numId w:val="1015"/>
+        </w:numPr>
+      </w:pPr>
+      <w:r>
+        <w:rPr>
+          <w:b/>
+          <w:bCs/>
+        </w:rPr>
+        <w:t xml:space="preserve">Educação:</w:t>
+      </w:r>
+      <w:r>
+        <w:t xml:space="preserve"> </w:t>
+      </w:r>
+      <w:r>
+        <w:t xml:space="preserve">Matrícula, secretaria, atendimento ao aluno, protocolo.</w:t>
+      </w:r>
+    </w:p>
+    <w:p>
+      <w:pPr>
+        <w:pStyle w:val="Compact"/>
+        <w:numPr>
+          <w:ilvl w:val="0"/>
+          <w:numId w:val="1015"/>
+        </w:numPr>
+      </w:pPr>
+      <w:r>
+        <w:rPr>
+          <w:b/>
+          <w:bCs/>
+        </w:rPr>
+        <w:t xml:space="preserve">Comércio:</w:t>
+      </w:r>
+      <w:r>
+        <w:t xml:space="preserve"> </w:t>
+      </w:r>
+      <w:r>
+        <w:t xml:space="preserve">Atendimento prioritário, retirada de pedidos, SAC.</w:t>
+      </w:r>
+    </w:p>
+    <w:p>
+      <w:pPr>
+        <w:pStyle w:val="Compact"/>
+        <w:numPr>
+          <w:ilvl w:val="0"/>
+          <w:numId w:val="1015"/>
+        </w:numPr>
+      </w:pPr>
+      <w:r>
+        <w:rPr>
+          <w:b/>
+          <w:bCs/>
+        </w:rPr>
+        <w:t xml:space="preserve">Governo:</w:t>
+      </w:r>
+      <w:r>
+        <w:t xml:space="preserve"> </w:t>
+      </w:r>
+      <w:r>
+        <w:t xml:space="preserve">Protocolo, atendimento presencial, serviços públicos.</w:t>
+      </w:r>
+    </w:p>
     <w:p>
       <w:r>
         <w:pict>
@@ -2399,7 +2089,7 @@
       </w:r>
     </w:p>
     <w:bookmarkEnd w:id="40"/>
-    <w:bookmarkStart w:id="43" w:name="próximos-passos"/>
+    <w:bookmarkStart w:id="41" w:name="próximos-passos"/>
     <w:p>
       <w:pPr>
         <w:pStyle w:val="Heading2"/>
@@ -2413,7 +2103,7 @@
         <w:pStyle w:val="Compact"/>
         <w:numPr>
           <w:ilvl w:val="0"/>
-          <w:numId w:val="1010"/>
+          <w:numId w:val="1016"/>
         </w:numPr>
       </w:pPr>
       <w:r>
@@ -2425,7 +2115,7 @@
         <w:pStyle w:val="Compact"/>
         <w:numPr>
           <w:ilvl w:val="0"/>
-          <w:numId w:val="1010"/>
+          <w:numId w:val="1016"/>
         </w:numPr>
       </w:pPr>
       <w:r>
@@ -2437,7 +2127,7 @@
         <w:pStyle w:val="Compact"/>
         <w:numPr>
           <w:ilvl w:val="0"/>
-          <w:numId w:val="1010"/>
+          <w:numId w:val="1016"/>
         </w:numPr>
       </w:pPr>
       <w:r>
@@ -2449,7 +2139,7 @@
         <w:pStyle w:val="Compact"/>
         <w:numPr>
           <w:ilvl w:val="0"/>
-          <w:numId w:val="1010"/>
+          <w:numId w:val="1016"/>
         </w:numPr>
       </w:pPr>
       <w:r>
@@ -2461,7 +2151,7 @@
         <w:pStyle w:val="Compact"/>
         <w:numPr>
           <w:ilvl w:val="0"/>
-          <w:numId w:val="1010"/>
+          <w:numId w:val="1016"/>
         </w:numPr>
       </w:pPr>
       <w:r>
@@ -2473,7 +2163,7 @@
         <w:pStyle w:val="Compact"/>
         <w:numPr>
           <w:ilvl w:val="0"/>
-          <w:numId w:val="1010"/>
+          <w:numId w:val="1016"/>
         </w:numPr>
       </w:pPr>
       <w:r>
@@ -2496,10 +2186,16 @@
           <w:b/>
           <w:bCs/>
         </w:rPr>
-        <w:t xml:space="preserve">Documento base do projeto MinhaFila</w:t>
-      </w:r>
-      <w:r>
-        <w:t xml:space="preserve"> </w:t>
+        <w:t xml:space="preserve">Documento base:</w:t>
+      </w:r>
+      <w:r>
+        <w:t xml:space="preserve"> </w:t>
+      </w:r>
+      <w:r>
+        <w:t xml:space="preserve">Projeto-Algoritmo-1-V2.docx (Rios, 2026)</w:t>
+      </w:r>
+      <w:r>
+        <w:br/>
       </w:r>
       <w:r>
         <w:t xml:space="preserve">Repositório:</w:t>
@@ -2513,42 +2209,10 @@
         </w:rPr>
         <w:t xml:space="preserve">disciplinas/gcetens843-projeto-algoritmo-i/atividades/trabalhos/projeto-algoritmos/</w:t>
       </w:r>
-      <w:r>
-        <w:t xml:space="preserve"> </w:t>
-      </w:r>
-      <w:r>
-        <w:t xml:space="preserve">Arquivos relacionados:</w:t>
-      </w:r>
-      <w:r>
-        <w:t xml:space="preserve"> </w:t>
-      </w:r>
-      <w:hyperlink r:id="rId41">
-        <w:r>
-          <w:rPr>
-            <w:rStyle w:val="VerbatimChar"/>
-          </w:rPr>
-          <w:t xml:space="preserve">Index-Geral.md</w:t>
-        </w:r>
-      </w:hyperlink>
-      <w:r>
-        <w:t xml:space="preserve">,</w:t>
-      </w:r>
-      <w:r>
-        <w:t xml:space="preserve"> </w:t>
-      </w:r>
-      <w:hyperlink r:id="rId42">
-        <w:r>
-          <w:rPr>
-            <w:rStyle w:val="VerbatimChar"/>
-          </w:rPr>
-          <w:t xml:space="preserve">problema-real.md</w:t>
-        </w:r>
-      </w:hyperlink>
-    </w:p>
-    <w:bookmarkEnd w:id="43"/>
-    <w:bookmarkEnd w:id="44"/>
+    </w:p>
+    <w:bookmarkEnd w:id="41"/>
+    <w:bookmarkEnd w:id="42"/>
     <w:sectPr>
-      <w:headerReference w:type="default" r:id="rId9"/>
       <w:footerReference w:type="default" r:id="rId10"/>
       <w:footnotePr>
         <w:numRestart w:val="eachSect"/>
@@ -2601,140 +2265,6 @@
 </w:footnotes>
 </file>
 
-<file path=word/header1.xml><?xml version="1.0" encoding="utf-8"?>
-<w:hdr xmlns:m="http://schemas.openxmlformats.org/officeDocument/2006/math" xmlns:mc="http://schemas.openxmlformats.org/markup-compatibility/2006" xmlns:mo="http://schemas.microsoft.com/office/mac/office/2008/main" xmlns:mv="urn:schemas-microsoft-com:mac:vml" xmlns:o="urn:schemas-microsoft-com:office:office" xmlns:r="http://schemas.openxmlformats.org/officeDocument/2006/relationships" xmlns:v="urn:schemas-microsoft-com:vml" xmlns:w10="urn:schemas-microsoft-com:office:word" xmlns:w14="http://schemas.microsoft.com/office/word/2010/wordml" xmlns:w="http://schemas.openxmlformats.org/wordprocessingml/2006/main" xmlns:wne="http://schemas.microsoft.com/office/word/2006/wordml" xmlns:wp14="http://schemas.microsoft.com/office/word/2010/wordprocessingDrawing" xmlns:wp="http://schemas.openxmlformats.org/drawingml/2006/wordprocessingDrawing" xmlns:wpc="http://schemas.microsoft.com/office/word/2010/wordprocessingCanvas" xmlns:wpg="http://schemas.microsoft.com/office/word/2010/wordprocessingGroup" xmlns:wpi="http://schemas.microsoft.com/office/word/2010/wordprocessingInk" xmlns:wps="http://schemas.microsoft.com/office/word/2010/wordprocessingShape" mc:Ignorable="w14 wp14">
-  <w:p>
-    <w:pPr>
-      <w:pStyle w:val="Header"/>
-    </w:pPr>
-  </w:p>
-  <w:tbl>
-    <w:tblPr>
-      <w:tblW w:type="auto" w:w="0"/>
-      <w:tblLayout w:type="autofit"/>
-      <w:tblLook w:firstColumn="1" w:firstRow="1" w:lastColumn="0" w:lastRow="0" w:noHBand="0" w:noVBand="1" w:val="04A0"/>
-      <w:tblBorders>
-        <w:top w:val="none" w:sz="0" w:space="0" w:color="auto"/>
-        <w:left w:val="none" w:sz="0" w:space="0" w:color="auto"/>
-        <w:bottom w:val="none" w:sz="0" w:space="0" w:color="auto"/>
-        <w:right w:val="none" w:sz="0" w:space="0" w:color="auto"/>
-      </w:tblBorders>
-    </w:tblPr>
-    <w:tblGrid>
-      <w:gridCol w:w="4680"/>
-      <w:gridCol w:w="4680"/>
-    </w:tblGrid>
-    <w:tr>
-      <w:tc>
-        <w:tcPr>
-          <w:tcW w:type="dxa" w:w="2016"/>
-        </w:tcPr>
-        <w:p>
-          <w:pPr>
-            <w:jc w:val="left"/>
-          </w:pPr>
-          <w:r>
-            <w:drawing>
-              <wp:inline xmlns:a="http://schemas.openxmlformats.org/drawingml/2006/main" xmlns:pic="http://schemas.openxmlformats.org/drawingml/2006/picture">
-                <wp:extent cx="1143000" cy="450211"/>
-                <wp:docPr id="1" name="Picture 1"/>
-                <wp:cNvGraphicFramePr>
-                  <a:graphicFrameLocks noChangeAspect="1"/>
-                </wp:cNvGraphicFramePr>
-                <a:graphic>
-                  <a:graphicData uri="http://schemas.openxmlformats.org/drawingml/2006/picture">
-                    <pic:pic>
-                      <pic:nvPicPr>
-                        <pic:cNvPr id="0" name="logo-ufrb-20-anos.png"/>
-                        <pic:cNvPicPr/>
-                      </pic:nvPicPr>
-                      <pic:blipFill>
-                        <a:blip r:embed="rId1"/>
-                        <a:stretch>
-                          <a:fillRect/>
-                        </a:stretch>
-                      </pic:blipFill>
-                      <pic:spPr>
-                        <a:xfrm>
-                          <a:off x="0" y="0"/>
-                          <a:ext cx="1143000" cy="450211"/>
-                        </a:xfrm>
-                        <a:prstGeom prst="rect"/>
-                      </pic:spPr>
-                    </pic:pic>
-                  </a:graphicData>
-                </a:graphic>
-              </wp:inline>
-            </w:drawing>
-          </w:r>
-        </w:p>
-      </w:tc>
-      <w:tc>
-        <w:tcPr>
-          <w:tcW w:type="dxa" w:w="7200"/>
-        </w:tcPr>
-        <w:p>
-          <w:pPr>
-            <w:jc w:val="left"/>
-          </w:pPr>
-          <w:r>
-            <w:rPr>
-              <w:rFonts w:ascii="Times New Roman" w:hAnsi="Times New Roman"/>
-              <w:b/>
-              <w:color w:val="003D6B"/>
-              <w:sz w:val="16"/>
-            </w:rPr>
-            <w:t>UNIVERSIDADE FEDERAL DO RECÔNCAVO DA BAHIA — UFRB</w:t>
-          </w:r>
-        </w:p>
-        <w:p>
-          <w:pPr>
-            <w:jc w:val="left"/>
-          </w:pPr>
-          <w:r>
-            <w:rPr>
-              <w:rFonts w:ascii="Times New Roman" w:hAnsi="Times New Roman"/>
-              <w:b/>
-              <w:color w:val="006DAA"/>
-              <w:sz w:val="15"/>
-            </w:rPr>
-            <w:t>CENTRO DE CIÊNCIA E TECNOLOGIA — CETENS</w:t>
-          </w:r>
-        </w:p>
-        <w:p>
-          <w:pPr>
-            <w:jc w:val="left"/>
-          </w:pPr>
-          <w:r>
-            <w:rPr>
-              <w:rFonts w:ascii="Times New Roman" w:hAnsi="Times New Roman"/>
-              <w:b w:val="0"/>
-              <w:color w:val="505050"/>
-              <w:sz w:val="14"/>
-            </w:rPr>
-            <w:t>BACHARELADO EM SISTEMAS DE INFORMAÇÃO (EAD)</w:t>
-          </w:r>
-        </w:p>
-        <w:p>
-          <w:pPr>
-            <w:jc w:val="left"/>
-          </w:pPr>
-          <w:r>
-            <w:rPr>
-              <w:rFonts w:ascii="Times New Roman" w:hAnsi="Times New Roman"/>
-              <w:b w:val="0"/>
-              <w:color w:val="C89B3C"/>
-              <w:sz w:val="8"/>
-            </w:rPr>
-            <w:t>────────────────────────────────────────────────────────────────────────────────</w:t>
-          </w:r>
-        </w:p>
-      </w:tc>
-    </w:tr>
-  </w:tbl>
-</w:hdr>
-</file>
-
 <file path=word/numbering.xml><?xml version="1.0" encoding="utf-8"?>
 <w:numbering xmlns:w="http://schemas.openxmlformats.org/wordprocessingml/2006/main">
   <w:abstractNum w:abstractNumId="990">
@@ -3104,6 +2634,18 @@
     </w:lvlOverride>
   </w:num>
   <w:num w:numId="1007">
+    <w:abstractNumId w:val="991"/>
+  </w:num>
+  <w:num w:numId="1008">
+    <w:abstractNumId w:val="991"/>
+  </w:num>
+  <w:num w:numId="1009">
+    <w:abstractNumId w:val="991"/>
+  </w:num>
+  <w:num w:numId="1010">
+    <w:abstractNumId w:val="991"/>
+  </w:num>
+  <w:num w:numId="1011">
     <w:abstractNumId w:val="99411"/>
     <w:lvlOverride w:ilvl="0">
       <w:startOverride w:val="1"/>
@@ -3133,7 +2675,7 @@
       <w:startOverride w:val="1"/>
     </w:lvlOverride>
   </w:num>
-  <w:num w:numId="1008">
+  <w:num w:numId="1012">
     <w:abstractNumId w:val="99411"/>
     <w:lvlOverride w:ilvl="0">
       <w:startOverride w:val="1"/>
@@ -3163,7 +2705,7 @@
       <w:startOverride w:val="1"/>
     </w:lvlOverride>
   </w:num>
-  <w:num w:numId="1009">
+  <w:num w:numId="1013">
     <w:abstractNumId w:val="99411"/>
     <w:lvlOverride w:ilvl="0">
       <w:startOverride w:val="1"/>
@@ -3193,7 +2735,13 @@
       <w:startOverride w:val="1"/>
     </w:lvlOverride>
   </w:num>
-  <w:num w:numId="1010">
+  <w:num w:numId="1014">
+    <w:abstractNumId w:val="991"/>
+  </w:num>
+  <w:num w:numId="1015">
+    <w:abstractNumId w:val="991"/>
+  </w:num>
+  <w:num w:numId="1016">
     <w:abstractNumId w:val="99411"/>
     <w:lvlOverride w:ilvl="0">
       <w:startOverride w:val="1"/>

--- a/disciplinas/gcetens843-projeto-algoritmo-i/atividades/trabalhos/projeto-algoritmos/proposta.docx
+++ b/disciplinas/gcetens843-projeto-algoritmo-i/atividades/trabalhos/projeto-algoritmos/proposta.docx
@@ -2214,9 +2214,6 @@
     <w:bookmarkEnd w:id="42"/>
     <w:sectPr>
       <w:footerReference w:type="default" r:id="rId10"/>
-      <w:footnotePr>
-        <w:numRestart w:val="eachSect"/>
-      </w:footnotePr>
     </w:sectPr>
   </w:body>
 </w:document>
